--- a/Day 69/Gradient Boosting Regression Part 2  Mathematics of Gradient Boosting.docx
+++ b/Day 69/Gradient Boosting Regression Part 2  Mathematics of Gradient Boosting.docx
@@ -70,6 +70,49 @@
           <w:rFonts w:ascii="Times New Roman" w:hAnsi="Times New Roman" w:cs="Times New Roman"/>
         </w:rPr>
       </w:pPr>
+      <w:r>
+        <w:rPr>
+          <w:noProof/>
+          <w:lang w:eastAsia="en-IN"/>
+        </w:rPr>
+        <w:drawing>
+          <wp:inline distT="0" distB="0" distL="0" distR="0" wp14:anchorId="4AAB3278" wp14:editId="4FC0C4C1">
+            <wp:extent cx="5724525" cy="4286250"/>
+            <wp:effectExtent l="0" t="0" r="9525" b="0"/>
+            <wp:docPr id="1" name="Picture 1"/>
+            <wp:cNvGraphicFramePr>
+              <a:graphicFrameLocks xmlns:a="http://schemas.openxmlformats.org/drawingml/2006/main" noChangeAspect="1"/>
+            </wp:cNvGraphicFramePr>
+            <a:graphic xmlns:a="http://schemas.openxmlformats.org/drawingml/2006/main">
+              <a:graphicData uri="http://schemas.openxmlformats.org/drawingml/2006/picture">
+                <pic:pic xmlns:pic="http://schemas.openxmlformats.org/drawingml/2006/picture">
+                  <pic:nvPicPr>
+                    <pic:cNvPr id="1" name=""/>
+                    <pic:cNvPicPr/>
+                  </pic:nvPicPr>
+                  <pic:blipFill>
+                    <a:blip r:embed="rId5"/>
+                    <a:stretch>
+                      <a:fillRect/>
+                    </a:stretch>
+                  </pic:blipFill>
+                  <pic:spPr>
+                    <a:xfrm>
+                      <a:off x="0" y="0"/>
+                      <a:ext cx="5724525" cy="4286250"/>
+                    </a:xfrm>
+                    <a:prstGeom prst="rect">
+                      <a:avLst/>
+                    </a:prstGeom>
+                  </pic:spPr>
+                </pic:pic>
+              </a:graphicData>
+            </a:graphic>
+          </wp:inline>
+        </w:drawing>
+      </w:r>
+      <w:bookmarkStart w:id="0" w:name="_GoBack"/>
+      <w:bookmarkEnd w:id="0"/>
     </w:p>
     <w:p>
       <w:pPr>
@@ -116,8 +159,16 @@
         <w:rPr>
           <w:rStyle w:val="Strong"/>
         </w:rPr>
-        <w:t>Additive Modeling</w:t>
-      </w:r>
+        <w:t xml:space="preserve">Additive </w:t>
+      </w:r>
+      <w:proofErr w:type="spellStart"/>
+      <w:r>
+        <w:rPr>
+          <w:rStyle w:val="Strong"/>
+        </w:rPr>
+        <w:t>Modeling</w:t>
+      </w:r>
+      <w:proofErr w:type="spellEnd"/>
       <w:r>
         <w:t>.</w:t>
       </w:r>
@@ -166,6 +217,7 @@
         </w:numPr>
       </w:pPr>
       <w:r>
+        <w:lastRenderedPageBreak/>
         <w:t>Output (Y)</w:t>
       </w:r>
     </w:p>
@@ -210,7 +262,23 @@
       </w:r>
       <w:r>
         <w:br/>
-        <w:t>Y=F(X_1,X_2,\ldots,X_n)</w:t>
+        <w:t>Y=</w:t>
+      </w:r>
+      <w:proofErr w:type="gramStart"/>
+      <w:r>
+        <w:t>F(</w:t>
+      </w:r>
+      <w:proofErr w:type="gramEnd"/>
+      <w:r>
+        <w:t>X_1,X_2,\</w:t>
+      </w:r>
+      <w:proofErr w:type="spellStart"/>
+      <w:r>
+        <w:t>ldots,X_n</w:t>
+      </w:r>
+      <w:proofErr w:type="spellEnd"/>
+      <w:r>
+        <w:t>)</w:t>
       </w:r>
       <w:r>
         <w:br/>
@@ -264,180 +332,188 @@
         <w:pStyle w:val="NormalWeb"/>
       </w:pPr>
       <w:r>
+        <w:t>Then:</w:t>
+      </w:r>
+    </w:p>
+    <w:p>
+      <w:pPr>
+        <w:pStyle w:val="NormalWeb"/>
+      </w:pPr>
+      <w:r>
+        <w:t>[</w:t>
+      </w:r>
+      <w:r>
+        <w:br/>
+        <w:t>Y=\beta_0+\beta_1X</w:t>
+      </w:r>
+      <w:r>
+        <w:br/>
+        <w:t>]</w:t>
+      </w:r>
+    </w:p>
+    <w:p>
+      <w:pPr>
+        <w:pStyle w:val="NormalWeb"/>
+      </w:pPr>
+      <w:r>
+        <w:t>Linear Regression can work well.</w:t>
+      </w:r>
+    </w:p>
+    <w:p>
+      <w:pPr>
+        <w:pStyle w:val="NormalWeb"/>
+      </w:pPr>
+      <w:r>
+        <w:t>But suppose the relationship is highly non-linear:</w:t>
+      </w:r>
+    </w:p>
+    <w:p>
+      <w:pPr>
+        <w:pStyle w:val="HTMLPreformatted"/>
+        <w:rPr>
+          <w:rStyle w:val="HTMLCode"/>
+        </w:rPr>
+      </w:pPr>
+      <w:r>
+        <w:rPr>
+          <w:rStyle w:val="HTMLCode"/>
+        </w:rPr>
+        <w:t xml:space="preserve">       Y</w:t>
+      </w:r>
+    </w:p>
+    <w:p>
+      <w:pPr>
+        <w:pStyle w:val="HTMLPreformatted"/>
+        <w:rPr>
+          <w:rStyle w:val="HTMLCode"/>
+        </w:rPr>
+      </w:pPr>
+      <w:r>
+        <w:rPr>
+          <w:rStyle w:val="HTMLCode"/>
+        </w:rPr>
+        <w:t xml:space="preserve">       |</w:t>
+      </w:r>
+    </w:p>
+    <w:p>
+      <w:pPr>
+        <w:pStyle w:val="HTMLPreformatted"/>
+        <w:rPr>
+          <w:rStyle w:val="HTMLCode"/>
+        </w:rPr>
+      </w:pPr>
+      <w:r>
+        <w:rPr>
+          <w:rStyle w:val="HTMLCode"/>
+        </w:rPr>
+        <w:t xml:space="preserve">       |       •</w:t>
+      </w:r>
+    </w:p>
+    <w:p>
+      <w:pPr>
+        <w:pStyle w:val="HTMLPreformatted"/>
+        <w:rPr>
+          <w:rStyle w:val="HTMLCode"/>
+        </w:rPr>
+      </w:pPr>
+      <w:r>
+        <w:rPr>
+          <w:rStyle w:val="HTMLCode"/>
+        </w:rPr>
+        <w:t xml:space="preserve">       |    •</w:t>
+      </w:r>
+    </w:p>
+    <w:p>
+      <w:pPr>
+        <w:pStyle w:val="HTMLPreformatted"/>
+        <w:rPr>
+          <w:rStyle w:val="HTMLCode"/>
+        </w:rPr>
+      </w:pPr>
+      <w:r>
+        <w:rPr>
+          <w:rStyle w:val="HTMLCode"/>
+        </w:rPr>
+        <w:t xml:space="preserve">       |  •</w:t>
+      </w:r>
+    </w:p>
+    <w:p>
+      <w:pPr>
+        <w:pStyle w:val="HTMLPreformatted"/>
+        <w:rPr>
+          <w:rStyle w:val="HTMLCode"/>
+        </w:rPr>
+      </w:pPr>
+      <w:r>
+        <w:rPr>
+          <w:rStyle w:val="HTMLCode"/>
+        </w:rPr>
+        <w:t xml:space="preserve">       |      •</w:t>
+      </w:r>
+    </w:p>
+    <w:p>
+      <w:pPr>
+        <w:pStyle w:val="HTMLPreformatted"/>
+        <w:rPr>
+          <w:rStyle w:val="HTMLCode"/>
+        </w:rPr>
+      </w:pPr>
+      <w:r>
+        <w:rPr>
+          <w:rStyle w:val="HTMLCode"/>
+        </w:rPr>
+        <w:t xml:space="preserve">       | •</w:t>
+      </w:r>
+    </w:p>
+    <w:p>
+      <w:pPr>
+        <w:pStyle w:val="HTMLPreformatted"/>
+        <w:rPr>
+          <w:rStyle w:val="HTMLCode"/>
+        </w:rPr>
+      </w:pPr>
+      <w:r>
+        <w:rPr>
+          <w:rStyle w:val="HTMLCode"/>
+        </w:rPr>
+        <w:t xml:space="preserve">       |________________ X</w:t>
+      </w:r>
+    </w:p>
+    <w:p>
+      <w:pPr>
+        <w:pStyle w:val="NormalWeb"/>
+      </w:pPr>
+      <w:r>
+        <w:t>A straight line may not represent it accurately.</w:t>
+      </w:r>
+    </w:p>
+    <w:p>
+      <w:pPr>
+        <w:pStyle w:val="NormalWeb"/>
+      </w:pPr>
+      <w:r>
+        <w:t xml:space="preserve">Polynomial regression can sometimes help, but high-degree polynomials can become unstable and </w:t>
+      </w:r>
+      <w:proofErr w:type="spellStart"/>
+      <w:r>
+        <w:t>overfit</w:t>
+      </w:r>
+      <w:proofErr w:type="spellEnd"/>
+      <w:r>
+        <w:t>.</w:t>
+      </w:r>
+    </w:p>
+    <w:p>
+      <w:pPr>
+        <w:pStyle w:val="NormalWeb"/>
+      </w:pPr>
+      <w:r>
+        <w:t>So we need another way to approximate a complex function.</w:t>
+      </w:r>
+    </w:p>
+    <w:p>
+      <w:r>
         <w:lastRenderedPageBreak/>
-        <w:t>Then:</w:t>
-      </w:r>
-    </w:p>
-    <w:p>
-      <w:pPr>
-        <w:pStyle w:val="NormalWeb"/>
-      </w:pPr>
-      <w:r>
-        <w:t>[</w:t>
-      </w:r>
-      <w:r>
-        <w:br/>
-        <w:t>Y=\beta_0+\beta_1X</w:t>
-      </w:r>
-      <w:r>
-        <w:br/>
-        <w:t>]</w:t>
-      </w:r>
-    </w:p>
-    <w:p>
-      <w:pPr>
-        <w:pStyle w:val="NormalWeb"/>
-      </w:pPr>
-      <w:r>
-        <w:t>Linear Regression can work well.</w:t>
-      </w:r>
-    </w:p>
-    <w:p>
-      <w:pPr>
-        <w:pStyle w:val="NormalWeb"/>
-      </w:pPr>
-      <w:r>
-        <w:t>But suppose the relationship is highly non-linear:</w:t>
-      </w:r>
-    </w:p>
-    <w:p>
-      <w:pPr>
-        <w:pStyle w:val="HTMLPreformatted"/>
-        <w:rPr>
-          <w:rStyle w:val="HTMLCode"/>
-        </w:rPr>
-      </w:pPr>
-      <w:r>
-        <w:rPr>
-          <w:rStyle w:val="HTMLCode"/>
-        </w:rPr>
-        <w:t xml:space="preserve">       Y</w:t>
-      </w:r>
-    </w:p>
-    <w:p>
-      <w:pPr>
-        <w:pStyle w:val="HTMLPreformatted"/>
-        <w:rPr>
-          <w:rStyle w:val="HTMLCode"/>
-        </w:rPr>
-      </w:pPr>
-      <w:r>
-        <w:rPr>
-          <w:rStyle w:val="HTMLCode"/>
-        </w:rPr>
-        <w:t xml:space="preserve">       |</w:t>
-      </w:r>
-    </w:p>
-    <w:p>
-      <w:pPr>
-        <w:pStyle w:val="HTMLPreformatted"/>
-        <w:rPr>
-          <w:rStyle w:val="HTMLCode"/>
-        </w:rPr>
-      </w:pPr>
-      <w:r>
-        <w:rPr>
-          <w:rStyle w:val="HTMLCode"/>
-        </w:rPr>
-        <w:t xml:space="preserve">       |       •</w:t>
-      </w:r>
-    </w:p>
-    <w:p>
-      <w:pPr>
-        <w:pStyle w:val="HTMLPreformatted"/>
-        <w:rPr>
-          <w:rStyle w:val="HTMLCode"/>
-        </w:rPr>
-      </w:pPr>
-      <w:r>
-        <w:rPr>
-          <w:rStyle w:val="HTMLCode"/>
-        </w:rPr>
-        <w:t xml:space="preserve">       |    •</w:t>
-      </w:r>
-    </w:p>
-    <w:p>
-      <w:pPr>
-        <w:pStyle w:val="HTMLPreformatted"/>
-        <w:rPr>
-          <w:rStyle w:val="HTMLCode"/>
-        </w:rPr>
-      </w:pPr>
-      <w:r>
-        <w:rPr>
-          <w:rStyle w:val="HTMLCode"/>
-        </w:rPr>
-        <w:t xml:space="preserve">       |  •</w:t>
-      </w:r>
-    </w:p>
-    <w:p>
-      <w:pPr>
-        <w:pStyle w:val="HTMLPreformatted"/>
-        <w:rPr>
-          <w:rStyle w:val="HTMLCode"/>
-        </w:rPr>
-      </w:pPr>
-      <w:r>
-        <w:rPr>
-          <w:rStyle w:val="HTMLCode"/>
-        </w:rPr>
-        <w:t xml:space="preserve">       |      •</w:t>
-      </w:r>
-    </w:p>
-    <w:p>
-      <w:pPr>
-        <w:pStyle w:val="HTMLPreformatted"/>
-        <w:rPr>
-          <w:rStyle w:val="HTMLCode"/>
-        </w:rPr>
-      </w:pPr>
-      <w:r>
-        <w:rPr>
-          <w:rStyle w:val="HTMLCode"/>
-        </w:rPr>
-        <w:t xml:space="preserve">       | •</w:t>
-      </w:r>
-    </w:p>
-    <w:p>
-      <w:pPr>
-        <w:pStyle w:val="HTMLPreformatted"/>
-        <w:rPr>
-          <w:rStyle w:val="HTMLCode"/>
-        </w:rPr>
-      </w:pPr>
-      <w:r>
-        <w:rPr>
-          <w:rStyle w:val="HTMLCode"/>
-        </w:rPr>
-        <w:t xml:space="preserve">       |________________ X</w:t>
-      </w:r>
-    </w:p>
-    <w:p>
-      <w:pPr>
-        <w:pStyle w:val="NormalWeb"/>
-      </w:pPr>
-      <w:r>
-        <w:t>A straight line may not represent it accurately.</w:t>
-      </w:r>
-    </w:p>
-    <w:p>
-      <w:pPr>
-        <w:pStyle w:val="NormalWeb"/>
-      </w:pPr>
-      <w:r>
-        <w:t>Polynomial regression can sometimes help, but high-degree polynomials can become unstable and overfit.</w:t>
-      </w:r>
-    </w:p>
-    <w:p>
-      <w:pPr>
-        <w:pStyle w:val="NormalWeb"/>
-      </w:pPr>
-      <w:r>
-        <w:t>So we need another way to approximate a complex function.</w:t>
-      </w:r>
-    </w:p>
-    <w:p>
-      <w:r>
         <w:pict>
           <v:rect id="_x0000_i1027" style="width:0;height:1.5pt" o:hralign="center" o:hrstd="t" o:hr="t" fillcolor="#a0a0a0" stroked="f"/>
         </w:pict>
@@ -448,8 +524,13 @@
         <w:pStyle w:val="Heading1"/>
       </w:pPr>
       <w:r>
-        <w:t>3. Additive Modeling</w:t>
-      </w:r>
+        <w:t xml:space="preserve">3. Additive </w:t>
+      </w:r>
+      <w:proofErr w:type="spellStart"/>
+      <w:r>
+        <w:t>Modeling</w:t>
+      </w:r>
+      <w:proofErr w:type="spellEnd"/>
     </w:p>
     <w:p>
       <w:pPr>
@@ -496,8 +577,13 @@
       <w:pPr>
         <w:pStyle w:val="NormalWeb"/>
       </w:pPr>
-      <w:r>
-        <w:t>we represent it as a sum of many smaller functions:</w:t>
+      <w:proofErr w:type="gramStart"/>
+      <w:r>
+        <w:t>we</w:t>
+      </w:r>
+      <w:proofErr w:type="gramEnd"/>
+      <w:r>
+        <w:t xml:space="preserve"> represent it as a sum of many smaller functions:</w:t>
       </w:r>
     </w:p>
     <w:p>
@@ -509,11 +595,24 @@
       </w:r>
       <w:r>
         <w:br/>
-        <w:t>\boxed{</w:t>
-      </w:r>
-      <w:r>
-        <w:br/>
-        <w:t>F(X)=f_0(X)+f_1(X)+f_2(X)+\cdots+f_M(X)</w:t>
+        <w:t>\</w:t>
+      </w:r>
+      <w:proofErr w:type="gramStart"/>
+      <w:r>
+        <w:t>boxed{</w:t>
+      </w:r>
+      <w:proofErr w:type="gramEnd"/>
+      <w:r>
+        <w:br/>
+        <w:t>F(X)=f_0(X)+f_1(X)+f_2(X)+\</w:t>
+      </w:r>
+      <w:proofErr w:type="spellStart"/>
+      <w:r>
+        <w:t>cdots+f_M</w:t>
+      </w:r>
+      <w:proofErr w:type="spellEnd"/>
+      <w:r>
+        <w:t>(X)</w:t>
       </w:r>
       <w:r>
         <w:br/>
@@ -528,8 +627,13 @@
       <w:pPr>
         <w:pStyle w:val="NormalWeb"/>
       </w:pPr>
-      <w:r>
-        <w:t>or:</w:t>
+      <w:proofErr w:type="gramStart"/>
+      <w:r>
+        <w:t>or</w:t>
+      </w:r>
+      <w:proofErr w:type="gramEnd"/>
+      <w:r>
+        <w:t>:</w:t>
       </w:r>
     </w:p>
     <w:p>
@@ -541,14 +645,24 @@
       </w:r>
       <w:r>
         <w:br/>
-        <w:t>\boxed{</w:t>
-      </w:r>
-      <w:r>
-        <w:br/>
-      </w:r>
-      <w:r>
-        <w:lastRenderedPageBreak/>
-        <w:t>F_M(X)=\sum_{m=0}^{M}f_m(X)</w:t>
+        <w:t>\</w:t>
+      </w:r>
+      <w:proofErr w:type="gramStart"/>
+      <w:r>
+        <w:t>boxed{</w:t>
+      </w:r>
+      <w:proofErr w:type="gramEnd"/>
+      <w:r>
+        <w:br/>
+        <w:t>F_M(X)=\sum_{m=0}^{M}</w:t>
+      </w:r>
+      <w:proofErr w:type="spellStart"/>
+      <w:r>
+        <w:t>f_m</w:t>
+      </w:r>
+      <w:proofErr w:type="spellEnd"/>
+      <w:r>
+        <w:t>(X)</w:t>
       </w:r>
       <w:r>
         <w:br/>
@@ -564,7 +678,15 @@
         <w:pStyle w:val="NormalWeb"/>
       </w:pPr>
       <w:r>
-        <w:t xml:space="preserve">Each (f_m(X)) is a </w:t>
+        <w:t>Each (</w:t>
+      </w:r>
+      <w:proofErr w:type="spellStart"/>
+      <w:r>
+        <w:t>f_m</w:t>
+      </w:r>
+      <w:proofErr w:type="spellEnd"/>
+      <w:r>
+        <w:t xml:space="preserve">(X)) is a </w:t>
       </w:r>
       <w:r>
         <w:rPr>
@@ -605,8 +727,21 @@
         <w:pStyle w:val="Heading1"/>
       </w:pPr>
       <w:r>
-        <w:t>4. Intuition Behind Additive Modeling</w:t>
-      </w:r>
+        <w:t xml:space="preserve">4. Intuition </w:t>
+      </w:r>
+      <w:proofErr w:type="gramStart"/>
+      <w:r>
+        <w:t>Behind</w:t>
+      </w:r>
+      <w:proofErr w:type="gramEnd"/>
+      <w:r>
+        <w:t xml:space="preserve"> Additive </w:t>
+      </w:r>
+      <w:proofErr w:type="spellStart"/>
+      <w:r>
+        <w:t>Modeling</w:t>
+      </w:r>
+      <w:proofErr w:type="spellEnd"/>
     </w:p>
     <w:p>
       <w:pPr>
@@ -653,11 +788,27 @@
       </w:r>
       <w:r>
         <w:br/>
-        <w:t>\approx</w:t>
-      </w:r>
-      <w:r>
-        <w:br/>
-        <w:t>f_0(X)+f_1(X)+f_2(X)+f_3(X)</w:t>
+        <w:t>\</w:t>
+      </w:r>
+      <w:proofErr w:type="spellStart"/>
+      <w:r>
+        <w:t>approx</w:t>
+      </w:r>
+      <w:proofErr w:type="spellEnd"/>
+      <w:r>
+        <w:br/>
+      </w:r>
+      <w:r>
+        <w:lastRenderedPageBreak/>
+        <w:t>f_0(X</w:t>
+      </w:r>
+      <w:proofErr w:type="gramStart"/>
+      <w:r>
+        <w:t>)+</w:t>
+      </w:r>
+      <w:proofErr w:type="gramEnd"/>
+      <w:r>
+        <w:t>f_1(X)+f_2(X)+f_3(X)</w:t>
       </w:r>
       <w:r>
         <w:br/>
@@ -897,8 +1048,16 @@
         <w:rPr>
           <w:rStyle w:val="Strong"/>
         </w:rPr>
-        <w:t>additive modeling</w:t>
-      </w:r>
+        <w:t xml:space="preserve">additive </w:t>
+      </w:r>
+      <w:proofErr w:type="spellStart"/>
+      <w:r>
+        <w:rPr>
+          <w:rStyle w:val="Strong"/>
+        </w:rPr>
+        <w:t>modeling</w:t>
+      </w:r>
+      <w:proofErr w:type="spellEnd"/>
       <w:r>
         <w:t>.</w:t>
       </w:r>
@@ -931,84 +1090,94 @@
         <w:pStyle w:val="Heading3"/>
       </w:pPr>
       <w:r>
+        <w:t>Boosting</w:t>
+      </w:r>
+    </w:p>
+    <w:p>
+      <w:pPr>
+        <w:pStyle w:val="NormalWeb"/>
+      </w:pPr>
+      <w:r>
+        <w:t>Multiple weak learners are added sequentially.</w:t>
+      </w:r>
+    </w:p>
+    <w:p>
+      <w:pPr>
+        <w:pStyle w:val="Heading3"/>
+      </w:pPr>
+      <w:r>
+        <w:t>Gradient</w:t>
+      </w:r>
+    </w:p>
+    <w:p>
+      <w:pPr>
+        <w:pStyle w:val="NormalWeb"/>
+      </w:pPr>
+      <w:r>
+        <w:t>Each new learner is trained in the direction that reduces the loss function.</w:t>
+      </w:r>
+    </w:p>
+    <w:p>
+      <w:pPr>
+        <w:pStyle w:val="NormalWeb"/>
+      </w:pPr>
+      <w:r>
+        <w:t>Therefore:</w:t>
+      </w:r>
+    </w:p>
+    <w:p>
+      <w:pPr>
+        <w:pStyle w:val="Heading1"/>
+      </w:pPr>
+      <w:r>
+        <w:t>[</w:t>
+      </w:r>
+      <w:r>
+        <w:br/>
+        <w:t>\</w:t>
+      </w:r>
+      <w:proofErr w:type="gramStart"/>
+      <w:r>
+        <w:t>boxed{</w:t>
+      </w:r>
+      <w:proofErr w:type="gramEnd"/>
+      <w:r>
+        <w:br/>
+        <w:t>\text{Gradient Boosting}</w:t>
+      </w:r>
+    </w:p>
+    <w:p>
+      <w:pPr>
+        <w:pStyle w:val="NormalWeb"/>
+      </w:pPr>
+      <w:r>
+        <w:t>\text{Additive Boosting</w:t>
+      </w:r>
+      <w:proofErr w:type="gramStart"/>
+      <w:r>
+        <w:t>}</w:t>
+      </w:r>
+      <w:proofErr w:type="gramEnd"/>
+      <w:r>
+        <w:br/>
+        <w:t>+</w:t>
+      </w:r>
+      <w:r>
+        <w:br/>
+        <w:t>\text{Gradient-Based Optimization}</w:t>
+      </w:r>
+      <w:r>
+        <w:br/>
+        <w:t>}</w:t>
+      </w:r>
+      <w:r>
+        <w:br/>
+        <w:t>]</w:t>
+      </w:r>
+    </w:p>
+    <w:p>
+      <w:r>
         <w:lastRenderedPageBreak/>
-        <w:t>Boosting</w:t>
-      </w:r>
-    </w:p>
-    <w:p>
-      <w:pPr>
-        <w:pStyle w:val="NormalWeb"/>
-      </w:pPr>
-      <w:r>
-        <w:t>Multiple weak learners are added sequentially.</w:t>
-      </w:r>
-    </w:p>
-    <w:p>
-      <w:pPr>
-        <w:pStyle w:val="Heading3"/>
-      </w:pPr>
-      <w:r>
-        <w:t>Gradient</w:t>
-      </w:r>
-    </w:p>
-    <w:p>
-      <w:pPr>
-        <w:pStyle w:val="NormalWeb"/>
-      </w:pPr>
-      <w:r>
-        <w:t>Each new learner is trained in the direction that reduces the loss function.</w:t>
-      </w:r>
-    </w:p>
-    <w:p>
-      <w:pPr>
-        <w:pStyle w:val="NormalWeb"/>
-      </w:pPr>
-      <w:r>
-        <w:t>Therefore:</w:t>
-      </w:r>
-    </w:p>
-    <w:p>
-      <w:pPr>
-        <w:pStyle w:val="Heading1"/>
-      </w:pPr>
-      <w:r>
-        <w:t>[</w:t>
-      </w:r>
-      <w:r>
-        <w:br/>
-        <w:t>\boxed{</w:t>
-      </w:r>
-      <w:r>
-        <w:br/>
-        <w:t>\text{Gradient Boosting}</w:t>
-      </w:r>
-    </w:p>
-    <w:p>
-      <w:pPr>
-        <w:pStyle w:val="NormalWeb"/>
-      </w:pPr>
-      <w:r>
-        <w:t>\text{Additive Boosting}</w:t>
-      </w:r>
-      <w:r>
-        <w:br/>
-        <w:t>+</w:t>
-      </w:r>
-      <w:r>
-        <w:br/>
-        <w:t>\text{Gradient-Based Optimization}</w:t>
-      </w:r>
-      <w:r>
-        <w:br/>
-        <w:t>}</w:t>
-      </w:r>
-      <w:r>
-        <w:br/>
-        <w:t>]</w:t>
-      </w:r>
-    </w:p>
-    <w:p>
-      <w:r>
         <w:pict>
           <v:rect id="_x0000_i1030" style="width:0;height:1.5pt" o:hralign="center" o:hrstd="t" o:hr="t" fillcolor="#a0a0a0" stroked="f"/>
         </w:pict>
@@ -1039,7 +1208,31 @@
       </w:r>
       <w:r>
         <w:br/>
-        <w:t>D={(x_i,y_i)}_{i=1}^{N}</w:t>
+        <w:t>D</w:t>
+      </w:r>
+      <w:proofErr w:type="gramStart"/>
+      <w:r>
+        <w:t>={</w:t>
+      </w:r>
+      <w:proofErr w:type="gramEnd"/>
+      <w:r>
+        <w:t>(</w:t>
+      </w:r>
+      <w:proofErr w:type="spellStart"/>
+      <w:r>
+        <w:t>x_i,y_i</w:t>
+      </w:r>
+      <w:proofErr w:type="spellEnd"/>
+      <w:r>
+        <w:t>)}_{</w:t>
+      </w:r>
+      <w:proofErr w:type="spellStart"/>
+      <w:r>
+        <w:t>i</w:t>
+      </w:r>
+      <w:proofErr w:type="spellEnd"/>
+      <w:r>
+        <w:t>=1}^{N}</w:t>
       </w:r>
       <w:r>
         <w:br/>
@@ -1050,8 +1243,13 @@
       <w:pPr>
         <w:pStyle w:val="NormalWeb"/>
       </w:pPr>
-      <w:r>
-        <w:t>where:</w:t>
+      <w:proofErr w:type="gramStart"/>
+      <w:r>
+        <w:t>where</w:t>
+      </w:r>
+      <w:proofErr w:type="gramEnd"/>
+      <w:r>
+        <w:t>:</w:t>
       </w:r>
     </w:p>
     <w:p>
@@ -1063,7 +1261,23 @@
         </w:numPr>
       </w:pPr>
       <w:r>
-        <w:t>(x_i) = input/features of observation (i)</w:t>
+        <w:t>(</w:t>
+      </w:r>
+      <w:proofErr w:type="spellStart"/>
+      <w:r>
+        <w:t>x_i</w:t>
+      </w:r>
+      <w:proofErr w:type="spellEnd"/>
+      <w:r>
+        <w:t>) = input/features of observation (</w:t>
+      </w:r>
+      <w:proofErr w:type="spellStart"/>
+      <w:r>
+        <w:t>i</w:t>
+      </w:r>
+      <w:proofErr w:type="spellEnd"/>
+      <w:r>
+        <w:t>)</w:t>
       </w:r>
     </w:p>
     <w:p>
@@ -1075,7 +1289,15 @@
         </w:numPr>
       </w:pPr>
       <w:r>
-        <w:t>(y_i) = actual target</w:t>
+        <w:t>(</w:t>
+      </w:r>
+      <w:proofErr w:type="spellStart"/>
+      <w:r>
+        <w:t>y_i</w:t>
+      </w:r>
+      <w:proofErr w:type="spellEnd"/>
+      <w:r>
+        <w:t>) = actual target</w:t>
       </w:r>
     </w:p>
     <w:p>
@@ -1118,22 +1340,51 @@
       <w:pPr>
         <w:pStyle w:val="NormalWeb"/>
       </w:pPr>
-      <w:r>
-        <w:t>such that:</w:t>
-      </w:r>
-    </w:p>
-    <w:p>
-      <w:pPr>
-        <w:pStyle w:val="NormalWeb"/>
-      </w:pPr>
-      <w:r>
-        <w:lastRenderedPageBreak/>
+      <w:proofErr w:type="gramStart"/>
+      <w:r>
+        <w:t>such</w:t>
+      </w:r>
+      <w:proofErr w:type="gramEnd"/>
+      <w:r>
+        <w:t xml:space="preserve"> that:</w:t>
+      </w:r>
+    </w:p>
+    <w:p>
+      <w:pPr>
+        <w:pStyle w:val="NormalWeb"/>
+      </w:pPr>
+      <w:r>
         <w:t>[</w:t>
       </w:r>
       <w:r>
         <w:br/>
-        <w:t>F(x_i)\approx y_i</w:t>
-      </w:r>
+      </w:r>
+      <w:proofErr w:type="gramStart"/>
+      <w:r>
+        <w:t>F(</w:t>
+      </w:r>
+      <w:proofErr w:type="spellStart"/>
+      <w:proofErr w:type="gramEnd"/>
+      <w:r>
+        <w:t>x_i</w:t>
+      </w:r>
+      <w:proofErr w:type="spellEnd"/>
+      <w:r>
+        <w:t>)\</w:t>
+      </w:r>
+      <w:proofErr w:type="spellStart"/>
+      <w:r>
+        <w:t>approx</w:t>
+      </w:r>
+      <w:proofErr w:type="spellEnd"/>
+      <w:r>
+        <w:t xml:space="preserve"> </w:t>
+      </w:r>
+      <w:proofErr w:type="spellStart"/>
+      <w:r>
+        <w:t>y_i</w:t>
+      </w:r>
+      <w:proofErr w:type="spellEnd"/>
       <w:r>
         <w:br/>
         <w:t>]</w:t>
@@ -1205,11 +1456,24 @@
       </w:r>
       <w:r>
         <w:br/>
-        <w:t>\boxed{</w:t>
-      </w:r>
-      <w:r>
-        <w:br/>
-        <w:t>L(y,F(x))=(y-F(x))^2</w:t>
+        <w:t>\</w:t>
+      </w:r>
+      <w:proofErr w:type="gramStart"/>
+      <w:r>
+        <w:t>boxed{</w:t>
+      </w:r>
+      <w:proofErr w:type="gramEnd"/>
+      <w:r>
+        <w:br/>
+        <w:t>L(</w:t>
+      </w:r>
+      <w:proofErr w:type="spellStart"/>
+      <w:r>
+        <w:t>y,F</w:t>
+      </w:r>
+      <w:proofErr w:type="spellEnd"/>
+      <w:r>
+        <w:t>(x))=(y-F(x))^2</w:t>
       </w:r>
       <w:r>
         <w:br/>
@@ -1233,23 +1497,45 @@
         <w:pStyle w:val="Heading1"/>
       </w:pPr>
       <w:r>
+        <w:lastRenderedPageBreak/>
         <w:t>[</w:t>
       </w:r>
       <w:r>
         <w:br/>
-        <w:t>\boxed{</w:t>
-      </w:r>
-      <w:r>
-        <w:br/>
-        <w:t>L(y,F(x))</w:t>
-      </w:r>
-    </w:p>
-    <w:p>
-      <w:pPr>
-        <w:pStyle w:val="NormalWeb"/>
-      </w:pPr>
-      <w:r>
-        <w:t>\frac12(y-F(x))^2</w:t>
+        <w:t>\</w:t>
+      </w:r>
+      <w:proofErr w:type="gramStart"/>
+      <w:r>
+        <w:t>boxed{</w:t>
+      </w:r>
+      <w:proofErr w:type="gramEnd"/>
+      <w:r>
+        <w:br/>
+        <w:t>L(</w:t>
+      </w:r>
+      <w:proofErr w:type="spellStart"/>
+      <w:r>
+        <w:t>y,F</w:t>
+      </w:r>
+      <w:proofErr w:type="spellEnd"/>
+      <w:r>
+        <w:t>(x))</w:t>
+      </w:r>
+    </w:p>
+    <w:p>
+      <w:pPr>
+        <w:pStyle w:val="NormalWeb"/>
+      </w:pPr>
+      <w:r>
+        <w:t>\frac12(y-F(x)</w:t>
+      </w:r>
+      <w:proofErr w:type="gramStart"/>
+      <w:r>
+        <w:t>)^</w:t>
+      </w:r>
+      <w:proofErr w:type="gramEnd"/>
+      <w:r>
+        <w:t>2</w:t>
       </w:r>
       <w:r>
         <w:br/>
@@ -1313,12 +1599,27 @@
         <w:pStyle w:val="NormalWeb"/>
       </w:pPr>
       <w:r>
-        <w:lastRenderedPageBreak/>
         <w:t>[</w:t>
       </w:r>
       <w:r>
         <w:br/>
-        <w:t>\frac{\partial L}{\partial F(x)}</w:t>
+        <w:t>\</w:t>
+      </w:r>
+      <w:proofErr w:type="spellStart"/>
+      <w:r>
+        <w:t>frac</w:t>
+      </w:r>
+      <w:proofErr w:type="spellEnd"/>
+      <w:r>
+        <w:t>{\partial L</w:t>
+      </w:r>
+      <w:proofErr w:type="gramStart"/>
+      <w:r>
+        <w:t>}{</w:t>
+      </w:r>
+      <w:proofErr w:type="gramEnd"/>
+      <w:r>
+        <w:t>\partial F(x)}</w:t>
       </w:r>
       <w:r>
         <w:br/>
@@ -1350,24 +1651,39 @@
       </w:r>
       <w:r>
         <w:br/>
-        <w:t>\boxed{</w:t>
-      </w:r>
+        <w:t>\</w:t>
+      </w:r>
+      <w:proofErr w:type="gramStart"/>
+      <w:r>
+        <w:t>boxed{</w:t>
+      </w:r>
+      <w:proofErr w:type="gramEnd"/>
       <w:r>
         <w:br/>
         <w:t>\text{Loss}</w:t>
       </w:r>
       <w:r>
         <w:br/>
-        <w:t>\rightarrow</w:t>
-      </w:r>
+        <w:t>\</w:t>
+      </w:r>
+      <w:proofErr w:type="spellStart"/>
+      <w:r>
+        <w:t>rightarrow</w:t>
+      </w:r>
+      <w:proofErr w:type="spellEnd"/>
       <w:r>
         <w:br/>
         <w:t>\text{Gradient}</w:t>
       </w:r>
       <w:r>
         <w:br/>
-        <w:t>\rightarrow</w:t>
-      </w:r>
+        <w:t>\</w:t>
+      </w:r>
+      <w:proofErr w:type="spellStart"/>
+      <w:r>
+        <w:t>rightarrow</w:t>
+      </w:r>
+      <w:proofErr w:type="spellEnd"/>
       <w:r>
         <w:br/>
         <w:t>\text{Next Tree}</w:t>
@@ -1409,6 +1725,7 @@
         <w:pStyle w:val="NormalWeb"/>
       </w:pPr>
       <w:r>
+        <w:lastRenderedPageBreak/>
         <w:t>[</w:t>
       </w:r>
       <w:r>
@@ -1437,11 +1754,32 @@
       </w:r>
       <w:r>
         <w:br/>
-        <w:t>\sum_{i=1}^{N}</w:t>
-      </w:r>
-      <w:r>
-        <w:br/>
-        <w:t>\frac12(y_i-\gamma)^2</w:t>
+        <w:t>\sum_{</w:t>
+      </w:r>
+      <w:proofErr w:type="spellStart"/>
+      <w:r>
+        <w:t>i</w:t>
+      </w:r>
+      <w:proofErr w:type="spellEnd"/>
+      <w:r>
+        <w:t>=1}^{N}</w:t>
+      </w:r>
+      <w:r>
+        <w:br/>
+        <w:t>\</w:t>
+      </w:r>
+      <w:proofErr w:type="gramStart"/>
+      <w:r>
+        <w:t>frac12(</w:t>
+      </w:r>
+      <w:proofErr w:type="spellStart"/>
+      <w:proofErr w:type="gramEnd"/>
+      <w:r>
+        <w:t>y_i</w:t>
+      </w:r>
+      <w:proofErr w:type="spellEnd"/>
+      <w:r>
+        <w:t>-\gamma)^2</w:t>
       </w:r>
       <w:r>
         <w:br/>
@@ -1465,8 +1803,13 @@
       </w:r>
       <w:r>
         <w:br/>
-        <w:t>\boxed{</w:t>
-      </w:r>
+        <w:t>\</w:t>
+      </w:r>
+      <w:proofErr w:type="gramStart"/>
+      <w:r>
+        <w:t>boxed{</w:t>
+      </w:r>
+      <w:proofErr w:type="gramEnd"/>
       <w:r>
         <w:br/>
         <w:t>F_0(x)=\text{Mean}(y)</w:t>
@@ -1509,40 +1852,288 @@
         <w:pStyle w:val="Heading1"/>
       </w:pPr>
       <w:r>
+        <w:t>10. Derivation of the Initial Model</w:t>
+      </w:r>
+    </w:p>
+    <w:p>
+      <w:pPr>
+        <w:pStyle w:val="NormalWeb"/>
+      </w:pPr>
+      <w:r>
+        <w:t>We want:</w:t>
+      </w:r>
+    </w:p>
+    <w:p>
+      <w:pPr>
+        <w:pStyle w:val="NormalWeb"/>
+      </w:pPr>
+      <w:r>
+        <w:t>[</w:t>
+      </w:r>
+      <w:r>
+        <w:br/>
+        <w:t>\gamma=</w:t>
+      </w:r>
+      <w:r>
+        <w:br/>
+        <w:t>\</w:t>
+      </w:r>
+      <w:proofErr w:type="spellStart"/>
+      <w:r>
+        <w:t>arg</w:t>
+      </w:r>
+      <w:proofErr w:type="spellEnd"/>
+      <w:r>
+        <w:t>\min_\gamma</w:t>
+      </w:r>
+      <w:r>
+        <w:br/>
+        <w:t>\sum_{</w:t>
+      </w:r>
+      <w:proofErr w:type="spellStart"/>
+      <w:r>
+        <w:t>i</w:t>
+      </w:r>
+      <w:proofErr w:type="spellEnd"/>
+      <w:r>
+        <w:t>=1}^{N}</w:t>
+      </w:r>
+      <w:r>
+        <w:br/>
+        <w:t>\</w:t>
+      </w:r>
+      <w:proofErr w:type="gramStart"/>
+      <w:r>
+        <w:t>frac12(</w:t>
+      </w:r>
+      <w:proofErr w:type="spellStart"/>
+      <w:proofErr w:type="gramEnd"/>
+      <w:r>
+        <w:t>y_i</w:t>
+      </w:r>
+      <w:proofErr w:type="spellEnd"/>
+      <w:r>
+        <w:t>-\gamma)^2</w:t>
+      </w:r>
+      <w:r>
+        <w:br/>
+        <w:t>]</w:t>
+      </w:r>
+    </w:p>
+    <w:p>
+      <w:pPr>
+        <w:pStyle w:val="NormalWeb"/>
+      </w:pPr>
+      <w:r>
+        <w:t>Differentiate with respect to (\gamma):</w:t>
+      </w:r>
+    </w:p>
+    <w:p>
+      <w:pPr>
+        <w:pStyle w:val="NormalWeb"/>
+      </w:pPr>
+      <w:r>
+        <w:t>[</w:t>
+      </w:r>
+      <w:r>
+        <w:br/>
+        <w:t>\</w:t>
+      </w:r>
+      <w:proofErr w:type="spellStart"/>
+      <w:r>
+        <w:t>frac</w:t>
+      </w:r>
+      <w:proofErr w:type="spellEnd"/>
+      <w:r>
+        <w:t>{d}{d\gamma}</w:t>
+      </w:r>
+      <w:r>
+        <w:br/>
+        <w:t>\</w:t>
+      </w:r>
+      <w:proofErr w:type="gramStart"/>
+      <w:r>
+        <w:t>left[</w:t>
+      </w:r>
+      <w:proofErr w:type="gramEnd"/>
+      <w:r>
+        <w:br/>
+        <w:t>\frac12</w:t>
+      </w:r>
+      <w:r>
+        <w:br/>
+        <w:t>\sum_{</w:t>
+      </w:r>
+      <w:proofErr w:type="spellStart"/>
+      <w:r>
+        <w:t>i</w:t>
+      </w:r>
+      <w:proofErr w:type="spellEnd"/>
+      <w:r>
+        <w:t>=1}^{N}(</w:t>
+      </w:r>
+      <w:proofErr w:type="spellStart"/>
+      <w:r>
+        <w:t>y_i</w:t>
+      </w:r>
+      <w:proofErr w:type="spellEnd"/>
+      <w:r>
+        <w:t>-\gamma)^2</w:t>
+      </w:r>
+      <w:r>
+        <w:br/>
+        <w:t>\right]</w:t>
+      </w:r>
+      <w:r>
+        <w:br/>
+        <w:t>=0</w:t>
+      </w:r>
+      <w:r>
+        <w:br/>
+        <w:t>]</w:t>
+      </w:r>
+    </w:p>
+    <w:p>
+      <w:pPr>
+        <w:pStyle w:val="NormalWeb"/>
+      </w:pPr>
+      <w:r>
+        <w:t>Differentiating:</w:t>
+      </w:r>
+    </w:p>
+    <w:p>
+      <w:pPr>
+        <w:pStyle w:val="NormalWeb"/>
+      </w:pPr>
+      <w:r>
         <w:lastRenderedPageBreak/>
-        <w:t>10. Derivation of the Initial Model</w:t>
-      </w:r>
-    </w:p>
-    <w:p>
-      <w:pPr>
-        <w:pStyle w:val="NormalWeb"/>
-      </w:pPr>
-      <w:r>
-        <w:t>We want:</w:t>
-      </w:r>
-    </w:p>
-    <w:p>
-      <w:pPr>
-        <w:pStyle w:val="NormalWeb"/>
-      </w:pPr>
-      <w:r>
         <w:t>[</w:t>
       </w:r>
       <w:r>
         <w:br/>
+        <w:t>\sum_{</w:t>
+      </w:r>
+      <w:proofErr w:type="spellStart"/>
+      <w:r>
+        <w:t>i</w:t>
+      </w:r>
+      <w:proofErr w:type="spellEnd"/>
+      <w:r>
+        <w:t>=1}^{N</w:t>
+      </w:r>
+      <w:proofErr w:type="gramStart"/>
+      <w:r>
+        <w:t>}</w:t>
+      </w:r>
+      <w:proofErr w:type="gramEnd"/>
+      <w:r>
+        <w:br/>
+        <w:t>(\gamma-</w:t>
+      </w:r>
+      <w:proofErr w:type="spellStart"/>
+      <w:r>
+        <w:t>y_i</w:t>
+      </w:r>
+      <w:proofErr w:type="spellEnd"/>
+      <w:r>
+        <w:t>)=0</w:t>
+      </w:r>
+      <w:r>
+        <w:br/>
+        <w:t>]</w:t>
+      </w:r>
+    </w:p>
+    <w:p>
+      <w:pPr>
+        <w:pStyle w:val="NormalWeb"/>
+      </w:pPr>
+      <w:r>
+        <w:t>Therefore:</w:t>
+      </w:r>
+    </w:p>
+    <w:p>
+      <w:pPr>
+        <w:pStyle w:val="NormalWeb"/>
+      </w:pPr>
+      <w:r>
+        <w:t>[</w:t>
+      </w:r>
+      <w:r>
+        <w:br/>
+        <w:t>N\gamma-\sum</w:t>
+      </w:r>
+      <w:proofErr w:type="gramStart"/>
+      <w:r>
+        <w:t>_{</w:t>
+      </w:r>
+      <w:proofErr w:type="spellStart"/>
+      <w:proofErr w:type="gramEnd"/>
+      <w:r>
+        <w:t>i</w:t>
+      </w:r>
+      <w:proofErr w:type="spellEnd"/>
+      <w:r>
+        <w:t>=1}^{N}</w:t>
+      </w:r>
+      <w:proofErr w:type="spellStart"/>
+      <w:r>
+        <w:t>y_i</w:t>
+      </w:r>
+      <w:proofErr w:type="spellEnd"/>
+      <w:r>
+        <w:t>=0</w:t>
+      </w:r>
+      <w:r>
+        <w:br/>
+        <w:t>]</w:t>
+      </w:r>
+    </w:p>
+    <w:p>
+      <w:pPr>
+        <w:pStyle w:val="NormalWeb"/>
+      </w:pPr>
+      <w:r>
+        <w:t>So:</w:t>
+      </w:r>
+    </w:p>
+    <w:p>
+      <w:pPr>
+        <w:pStyle w:val="NormalWeb"/>
+      </w:pPr>
+      <w:r>
+        <w:t>[</w:t>
+      </w:r>
+      <w:r>
+        <w:br/>
         <w:t>\gamma=</w:t>
       </w:r>
       <w:r>
         <w:br/>
-        <w:t>\arg\min_\gamma</w:t>
-      </w:r>
-      <w:r>
-        <w:br/>
-        <w:t>\sum_{i=1}^{N}</w:t>
-      </w:r>
-      <w:r>
-        <w:br/>
-        <w:t>\frac12(y_i-\gamma)^2</w:t>
+        <w:t>\</w:t>
+      </w:r>
+      <w:proofErr w:type="spellStart"/>
+      <w:r>
+        <w:t>frac</w:t>
+      </w:r>
+      <w:proofErr w:type="spellEnd"/>
+      <w:r>
+        <w:t>{\sum_{</w:t>
+      </w:r>
+      <w:proofErr w:type="spellStart"/>
+      <w:r>
+        <w:t>i</w:t>
+      </w:r>
+      <w:proofErr w:type="spellEnd"/>
+      <w:r>
+        <w:t>=1}^{N}</w:t>
+      </w:r>
+      <w:proofErr w:type="spellStart"/>
+      <w:r>
+        <w:t>y_i</w:t>
+      </w:r>
+      <w:proofErr w:type="spellEnd"/>
+      <w:r>
+        <w:t>}{N}</w:t>
       </w:r>
       <w:r>
         <w:br/>
@@ -1554,7 +2145,7 @@
         <w:pStyle w:val="NormalWeb"/>
       </w:pPr>
       <w:r>
-        <w:t>Differentiate with respect to (\gamma):</w:t>
+        <w:t>Hence:</w:t>
       </w:r>
     </w:p>
     <w:p>
@@ -1566,27 +2157,20 @@
       </w:r>
       <w:r>
         <w:br/>
-        <w:t>\frac{d}{d\gamma}</w:t>
-      </w:r>
-      <w:r>
-        <w:br/>
-        <w:t>\left[</w:t>
-      </w:r>
-      <w:r>
-        <w:br/>
-        <w:t>\frac12</w:t>
-      </w:r>
-      <w:r>
-        <w:br/>
-        <w:t>\sum_{i=1}^{N}(y_i-\gamma)^2</w:t>
-      </w:r>
-      <w:r>
-        <w:br/>
-        <w:t>\right]</w:t>
-      </w:r>
-      <w:r>
-        <w:br/>
-        <w:t>=0</w:t>
+        <w:t>\</w:t>
+      </w:r>
+      <w:proofErr w:type="gramStart"/>
+      <w:r>
+        <w:t>boxed{</w:t>
+      </w:r>
+      <w:proofErr w:type="gramEnd"/>
+      <w:r>
+        <w:br/>
+        <w:t>\gamma=\text{Mean}(y)</w:t>
+      </w:r>
+      <w:r>
+        <w:br/>
+        <w:t>}</w:t>
       </w:r>
       <w:r>
         <w:br/>
@@ -1598,7 +2182,7 @@
         <w:pStyle w:val="NormalWeb"/>
       </w:pPr>
       <w:r>
-        <w:t>Differentiating:</w:t>
+        <w:t>Therefore:</w:t>
       </w:r>
     </w:p>
     <w:p>
@@ -1610,121 +2194,13 @@
       </w:r>
       <w:r>
         <w:br/>
-        <w:t>\sum_{i=1}^{N}</w:t>
-      </w:r>
-      <w:r>
-        <w:br/>
-        <w:t>(\gamma-y_i)=0</w:t>
-      </w:r>
-      <w:r>
-        <w:br/>
-        <w:t>]</w:t>
-      </w:r>
-    </w:p>
-    <w:p>
-      <w:pPr>
-        <w:pStyle w:val="NormalWeb"/>
-      </w:pPr>
-      <w:r>
-        <w:t>Therefore:</w:t>
-      </w:r>
-    </w:p>
-    <w:p>
-      <w:pPr>
-        <w:pStyle w:val="NormalWeb"/>
-      </w:pPr>
-      <w:r>
-        <w:t>[</w:t>
-      </w:r>
-      <w:r>
-        <w:br/>
-        <w:t>N\gamma-\sum_{i=1}^{N}y_i=0</w:t>
-      </w:r>
-      <w:r>
-        <w:br/>
-        <w:t>]</w:t>
-      </w:r>
-    </w:p>
-    <w:p>
-      <w:pPr>
-        <w:pStyle w:val="NormalWeb"/>
-      </w:pPr>
-      <w:r>
-        <w:t>So:</w:t>
-      </w:r>
-    </w:p>
-    <w:p>
-      <w:pPr>
-        <w:pStyle w:val="NormalWeb"/>
-      </w:pPr>
-      <w:r>
-        <w:t>[</w:t>
-      </w:r>
-      <w:r>
-        <w:br/>
-        <w:t>\gamma=</w:t>
-      </w:r>
-      <w:r>
-        <w:br/>
-        <w:t>\frac{\sum_{i=1}^{N}y_i}{N}</w:t>
-      </w:r>
-      <w:r>
-        <w:br/>
-        <w:t>]</w:t>
-      </w:r>
-    </w:p>
-    <w:p>
-      <w:pPr>
-        <w:pStyle w:val="NormalWeb"/>
-      </w:pPr>
-      <w:r>
-        <w:t>Hence:</w:t>
-      </w:r>
-    </w:p>
-    <w:p>
-      <w:pPr>
-        <w:pStyle w:val="NormalWeb"/>
-      </w:pPr>
-      <w:r>
-        <w:t>[</w:t>
-      </w:r>
-      <w:r>
-        <w:br/>
-        <w:t>\boxed{</w:t>
-      </w:r>
-      <w:r>
-        <w:br/>
-        <w:t>\gamma=\text{Mean}(y)</w:t>
-      </w:r>
-      <w:r>
-        <w:br/>
-        <w:t>}</w:t>
-      </w:r>
-      <w:r>
-        <w:br/>
-        <w:t>]</w:t>
-      </w:r>
-    </w:p>
-    <w:p>
-      <w:pPr>
-        <w:pStyle w:val="NormalWeb"/>
-      </w:pPr>
-      <w:r>
-        <w:lastRenderedPageBreak/>
-        <w:t>Therefore:</w:t>
-      </w:r>
-    </w:p>
-    <w:p>
-      <w:pPr>
-        <w:pStyle w:val="NormalWeb"/>
-      </w:pPr>
-      <w:r>
-        <w:t>[</w:t>
-      </w:r>
-      <w:r>
-        <w:br/>
-        <w:t>\boxed{</w:t>
-      </w:r>
+        <w:t>\</w:t>
+      </w:r>
+      <w:proofErr w:type="gramStart"/>
+      <w:r>
+        <w:t>boxed{</w:t>
+      </w:r>
+      <w:proofErr w:type="gramEnd"/>
       <w:r>
         <w:br/>
         <w:t>F_0(x)=\text{Mean Target}</w:t>
@@ -1787,27 +2263,78 @@
       </w:r>
       <w:r>
         <w:br/>
-        <w:t>\boxed{</w:t>
-      </w:r>
-      <w:r>
-        <w:br/>
-        <w:t>r_{im}</w:t>
-      </w:r>
-    </w:p>
-    <w:p>
-      <w:pPr>
-        <w:pStyle w:val="NormalWeb"/>
-      </w:pPr>
-      <w:r>
-        <w:t>-\left[</w:t>
-      </w:r>
-      <w:r>
-        <w:br/>
-        <w:t>\frac{\partial L(y_i,F(x_i))}</w:t>
-      </w:r>
-      <w:r>
-        <w:br/>
-        <w:t>{\partial F(x_i)}</w:t>
+        <w:t>\</w:t>
+      </w:r>
+      <w:proofErr w:type="gramStart"/>
+      <w:r>
+        <w:t>boxed{</w:t>
+      </w:r>
+      <w:proofErr w:type="gramEnd"/>
+      <w:r>
+        <w:br/>
+        <w:t>r_{</w:t>
+      </w:r>
+      <w:proofErr w:type="spellStart"/>
+      <w:r>
+        <w:t>im</w:t>
+      </w:r>
+      <w:proofErr w:type="spellEnd"/>
+      <w:r>
+        <w:t>}</w:t>
+      </w:r>
+    </w:p>
+    <w:p>
+      <w:pPr>
+        <w:pStyle w:val="NormalWeb"/>
+      </w:pPr>
+      <w:r>
+        <w:lastRenderedPageBreak/>
+        <w:t>-\</w:t>
+      </w:r>
+      <w:proofErr w:type="gramStart"/>
+      <w:r>
+        <w:t>left[</w:t>
+      </w:r>
+      <w:proofErr w:type="gramEnd"/>
+      <w:r>
+        <w:br/>
+        <w:t>\</w:t>
+      </w:r>
+      <w:proofErr w:type="spellStart"/>
+      <w:r>
+        <w:t>frac</w:t>
+      </w:r>
+      <w:proofErr w:type="spellEnd"/>
+      <w:r>
+        <w:t>{\partial L(</w:t>
+      </w:r>
+      <w:proofErr w:type="spellStart"/>
+      <w:r>
+        <w:t>y_i,F</w:t>
+      </w:r>
+      <w:proofErr w:type="spellEnd"/>
+      <w:r>
+        <w:t>(</w:t>
+      </w:r>
+      <w:proofErr w:type="spellStart"/>
+      <w:r>
+        <w:t>x_i</w:t>
+      </w:r>
+      <w:proofErr w:type="spellEnd"/>
+      <w:r>
+        <w:t>))}</w:t>
+      </w:r>
+      <w:r>
+        <w:br/>
+        <w:t>{\partial F(</w:t>
+      </w:r>
+      <w:proofErr w:type="spellStart"/>
+      <w:r>
+        <w:t>x_i</w:t>
+      </w:r>
+      <w:proofErr w:type="spellEnd"/>
+      <w:r>
+        <w:t>)}</w:t>
       </w:r>
       <w:r>
         <w:br/>
@@ -1874,15 +2401,36 @@
       </w:r>
       <w:r>
         <w:br/>
-        <w:t>L(y,F)</w:t>
-      </w:r>
-    </w:p>
-    <w:p>
-      <w:pPr>
-        <w:pStyle w:val="NormalWeb"/>
-      </w:pPr>
-      <w:r>
-        <w:t>\frac12(y-F)^2</w:t>
+        <w:t>L(</w:t>
+      </w:r>
+      <w:proofErr w:type="spellStart"/>
+      <w:r>
+        <w:t>y</w:t>
+      </w:r>
+      <w:proofErr w:type="gramStart"/>
+      <w:r>
+        <w:t>,F</w:t>
+      </w:r>
+      <w:proofErr w:type="spellEnd"/>
+      <w:proofErr w:type="gramEnd"/>
+      <w:r>
+        <w:t>)</w:t>
+      </w:r>
+    </w:p>
+    <w:p>
+      <w:pPr>
+        <w:pStyle w:val="NormalWeb"/>
+      </w:pPr>
+      <w:r>
+        <w:t>\frac12(y-F</w:t>
+      </w:r>
+      <w:proofErr w:type="gramStart"/>
+      <w:r>
+        <w:t>)^</w:t>
+      </w:r>
+      <w:proofErr w:type="gramEnd"/>
+      <w:r>
+        <w:t>2</w:t>
       </w:r>
       <w:r>
         <w:br/>
@@ -1894,88 +2442,147 @@
         <w:pStyle w:val="NormalWeb"/>
       </w:pPr>
       <w:r>
+        <w:t>Differentiate with respect to (F):</w:t>
+      </w:r>
+    </w:p>
+    <w:p>
+      <w:pPr>
+        <w:pStyle w:val="Heading1"/>
+      </w:pPr>
+      <w:r>
+        <w:t>[</w:t>
+      </w:r>
+      <w:r>
+        <w:br/>
+        <w:t>\</w:t>
+      </w:r>
+      <w:proofErr w:type="spellStart"/>
+      <w:r>
+        <w:t>frac</w:t>
+      </w:r>
+      <w:proofErr w:type="spellEnd"/>
+      <w:r>
+        <w:t>{\partial L</w:t>
+      </w:r>
+      <w:proofErr w:type="gramStart"/>
+      <w:r>
+        <w:t>}{</w:t>
+      </w:r>
+      <w:proofErr w:type="gramEnd"/>
+      <w:r>
+        <w:t>\partial F}</w:t>
+      </w:r>
+    </w:p>
+    <w:p>
+      <w:pPr>
+        <w:pStyle w:val="NormalWeb"/>
+      </w:pPr>
+      <w:r>
+        <w:t>-(y-F)</w:t>
+      </w:r>
+      <w:r>
+        <w:br/>
+        <w:t>]</w:t>
+      </w:r>
+    </w:p>
+    <w:p>
+      <w:pPr>
+        <w:pStyle w:val="NormalWeb"/>
+      </w:pPr>
+      <w:r>
+        <w:t>Therefore:</w:t>
+      </w:r>
+    </w:p>
+    <w:p>
+      <w:pPr>
+        <w:pStyle w:val="Heading1"/>
+      </w:pPr>
+      <w:r>
+        <w:t>[</w:t>
+      </w:r>
+      <w:r>
+        <w:br/>
+        <w:t>-\</w:t>
+      </w:r>
+      <w:proofErr w:type="spellStart"/>
+      <w:proofErr w:type="gramStart"/>
+      <w:r>
+        <w:t>frac</w:t>
+      </w:r>
+      <w:proofErr w:type="spellEnd"/>
+      <w:r>
+        <w:t>{</w:t>
+      </w:r>
+      <w:proofErr w:type="gramEnd"/>
+      <w:r>
+        <w:t>\partial L}{\partial F}</w:t>
+      </w:r>
+    </w:p>
+    <w:p>
+      <w:pPr>
+        <w:pStyle w:val="NormalWeb"/>
+      </w:pPr>
+      <w:proofErr w:type="gramStart"/>
+      <w:r>
+        <w:t>y-F</w:t>
+      </w:r>
+      <w:proofErr w:type="gramEnd"/>
+      <w:r>
+        <w:br/>
+        <w:t>]</w:t>
+      </w:r>
+    </w:p>
+    <w:p>
+      <w:pPr>
+        <w:pStyle w:val="NormalWeb"/>
+      </w:pPr>
+      <w:r>
+        <w:t>So:</w:t>
+      </w:r>
+    </w:p>
+    <w:p>
+      <w:pPr>
+        <w:pStyle w:val="NormalWeb"/>
+      </w:pPr>
+      <w:r>
         <w:lastRenderedPageBreak/>
-        <w:t>Differentiate with respect to (F):</w:t>
-      </w:r>
-    </w:p>
-    <w:p>
-      <w:pPr>
-        <w:pStyle w:val="Heading1"/>
-      </w:pPr>
-      <w:r>
         <w:t>[</w:t>
       </w:r>
       <w:r>
         <w:br/>
-        <w:t>\frac{\partial L}{\partial F}</w:t>
-      </w:r>
-    </w:p>
-    <w:p>
-      <w:pPr>
-        <w:pStyle w:val="NormalWeb"/>
-      </w:pPr>
-      <w:r>
-        <w:t>-(y-F)</w:t>
-      </w:r>
-      <w:r>
-        <w:br/>
-        <w:t>]</w:t>
-      </w:r>
-    </w:p>
-    <w:p>
-      <w:pPr>
-        <w:pStyle w:val="NormalWeb"/>
-      </w:pPr>
-      <w:r>
-        <w:t>Therefore:</w:t>
-      </w:r>
-    </w:p>
-    <w:p>
-      <w:pPr>
-        <w:pStyle w:val="Heading1"/>
-      </w:pPr>
-      <w:r>
-        <w:t>[</w:t>
-      </w:r>
-      <w:r>
-        <w:br/>
-        <w:t>-\frac{\partial L}{\partial F}</w:t>
-      </w:r>
-    </w:p>
-    <w:p>
-      <w:pPr>
-        <w:pStyle w:val="NormalWeb"/>
-      </w:pPr>
-      <w:r>
-        <w:t>y-F</w:t>
-      </w:r>
-      <w:r>
-        <w:br/>
-        <w:t>]</w:t>
-      </w:r>
-    </w:p>
-    <w:p>
-      <w:pPr>
-        <w:pStyle w:val="NormalWeb"/>
-      </w:pPr>
-      <w:r>
-        <w:t>So:</w:t>
-      </w:r>
-    </w:p>
-    <w:p>
-      <w:pPr>
-        <w:pStyle w:val="NormalWeb"/>
-      </w:pPr>
-      <w:r>
-        <w:t>[</w:t>
-      </w:r>
-      <w:r>
-        <w:br/>
-        <w:t>\boxed{</w:t>
-      </w:r>
-      <w:r>
-        <w:br/>
-        <w:t>r_i=y_i-F(x_i)</w:t>
+        <w:t>\</w:t>
+      </w:r>
+      <w:proofErr w:type="gramStart"/>
+      <w:r>
+        <w:t>boxed{</w:t>
+      </w:r>
+      <w:proofErr w:type="gramEnd"/>
+      <w:r>
+        <w:br/>
+      </w:r>
+      <w:proofErr w:type="spellStart"/>
+      <w:r>
+        <w:t>r_i</w:t>
+      </w:r>
+      <w:proofErr w:type="spellEnd"/>
+      <w:r>
+        <w:t>=</w:t>
+      </w:r>
+      <w:proofErr w:type="spellStart"/>
+      <w:r>
+        <w:t>y_i</w:t>
+      </w:r>
+      <w:proofErr w:type="spellEnd"/>
+      <w:r>
+        <w:t>-F(</w:t>
+      </w:r>
+      <w:proofErr w:type="spellStart"/>
+      <w:r>
+        <w:t>x_i</w:t>
+      </w:r>
+      <w:proofErr w:type="spellEnd"/>
+      <w:r>
+        <w:t>)</w:t>
       </w:r>
       <w:r>
         <w:br/>
@@ -2045,7 +2652,14 @@
       </w:r>
       <w:r>
         <w:br/>
-        <w:t>y_i=200</w:t>
+      </w:r>
+      <w:proofErr w:type="spellStart"/>
+      <w:r>
+        <w:t>y_i</w:t>
+      </w:r>
+      <w:proofErr w:type="spellEnd"/>
+      <w:r>
+        <w:t>=200</w:t>
       </w:r>
       <w:r>
         <w:br/>
@@ -2056,8 +2670,13 @@
       <w:pPr>
         <w:pStyle w:val="NormalWeb"/>
       </w:pPr>
-      <w:r>
-        <w:t>and:</w:t>
+      <w:proofErr w:type="gramStart"/>
+      <w:r>
+        <w:t>and</w:t>
+      </w:r>
+      <w:proofErr w:type="gramEnd"/>
+      <w:r>
+        <w:t>:</w:t>
       </w:r>
     </w:p>
     <w:p>
@@ -2069,7 +2688,19 @@
       </w:r>
       <w:r>
         <w:br/>
-        <w:t>F(x_i)=150</w:t>
+      </w:r>
+      <w:proofErr w:type="gramStart"/>
+      <w:r>
+        <w:t>F(</w:t>
+      </w:r>
+      <w:proofErr w:type="spellStart"/>
+      <w:proofErr w:type="gramEnd"/>
+      <w:r>
+        <w:t>x_i</w:t>
+      </w:r>
+      <w:proofErr w:type="spellEnd"/>
+      <w:r>
+        <w:t>)=150</w:t>
       </w:r>
       <w:r>
         <w:br/>
@@ -2081,20 +2712,151 @@
         <w:pStyle w:val="NormalWeb"/>
       </w:pPr>
       <w:r>
+        <w:t>Then:</w:t>
+      </w:r>
+    </w:p>
+    <w:p>
+      <w:pPr>
+        <w:pStyle w:val="NormalWeb"/>
+      </w:pPr>
+      <w:r>
+        <w:t>[</w:t>
+      </w:r>
+      <w:r>
+        <w:br/>
+      </w:r>
+      <w:proofErr w:type="spellStart"/>
+      <w:r>
+        <w:t>r_i</w:t>
+      </w:r>
+      <w:proofErr w:type="spellEnd"/>
+      <w:r>
+        <w:t>=200-150=50</w:t>
+      </w:r>
+      <w:r>
+        <w:br/>
+        <w:t>]</w:t>
+      </w:r>
+    </w:p>
+    <w:p>
+      <w:pPr>
+        <w:pStyle w:val="NormalWeb"/>
+      </w:pPr>
+      <w:r>
+        <w:t xml:space="preserve">The model is </w:t>
+      </w:r>
+      <w:proofErr w:type="spellStart"/>
+      <w:r>
+        <w:t>underpredicting</w:t>
+      </w:r>
+      <w:proofErr w:type="spellEnd"/>
+      <w:r>
+        <w:t xml:space="preserve"> by 50.</w:t>
+      </w:r>
+    </w:p>
+    <w:p>
+      <w:pPr>
+        <w:pStyle w:val="NormalWeb"/>
+      </w:pPr>
+      <w:r>
+        <w:t>If:</w:t>
+      </w:r>
+    </w:p>
+    <w:p>
+      <w:pPr>
+        <w:pStyle w:val="NormalWeb"/>
+      </w:pPr>
+      <w:r>
+        <w:t>[</w:t>
+      </w:r>
+      <w:r>
+        <w:br/>
+      </w:r>
+      <w:proofErr w:type="spellStart"/>
+      <w:r>
+        <w:t>y_i</w:t>
+      </w:r>
+      <w:proofErr w:type="spellEnd"/>
+      <w:r>
+        <w:t>=100</w:t>
+      </w:r>
+      <w:r>
+        <w:br/>
+        <w:t>]</w:t>
+      </w:r>
+    </w:p>
+    <w:p>
+      <w:pPr>
+        <w:pStyle w:val="NormalWeb"/>
+      </w:pPr>
+      <w:proofErr w:type="gramStart"/>
+      <w:r>
+        <w:t>and</w:t>
+      </w:r>
+      <w:proofErr w:type="gramEnd"/>
+      <w:r>
+        <w:t>:</w:t>
+      </w:r>
+    </w:p>
+    <w:p>
+      <w:pPr>
+        <w:pStyle w:val="NormalWeb"/>
+      </w:pPr>
+      <w:r>
+        <w:t>[</w:t>
+      </w:r>
+      <w:r>
+        <w:br/>
+      </w:r>
+      <w:proofErr w:type="gramStart"/>
+      <w:r>
+        <w:t>F(</w:t>
+      </w:r>
+      <w:proofErr w:type="spellStart"/>
+      <w:proofErr w:type="gramEnd"/>
+      <w:r>
+        <w:t>x_i</w:t>
+      </w:r>
+      <w:proofErr w:type="spellEnd"/>
+      <w:r>
+        <w:t>)=150</w:t>
+      </w:r>
+      <w:r>
+        <w:br/>
+        <w:t>]</w:t>
+      </w:r>
+    </w:p>
+    <w:p>
+      <w:pPr>
+        <w:pStyle w:val="NormalWeb"/>
+      </w:pPr>
+      <w:proofErr w:type="gramStart"/>
+      <w:r>
+        <w:t>then</w:t>
+      </w:r>
+      <w:proofErr w:type="gramEnd"/>
+      <w:r>
+        <w:t>:</w:t>
+      </w:r>
+    </w:p>
+    <w:p>
+      <w:pPr>
+        <w:pStyle w:val="NormalWeb"/>
+      </w:pPr>
+      <w:r>
         <w:lastRenderedPageBreak/>
-        <w:t>Then:</w:t>
-      </w:r>
-    </w:p>
-    <w:p>
-      <w:pPr>
-        <w:pStyle w:val="NormalWeb"/>
-      </w:pPr>
-      <w:r>
         <w:t>[</w:t>
       </w:r>
       <w:r>
         <w:br/>
-        <w:t>r_i=200-150=50</w:t>
+      </w:r>
+      <w:proofErr w:type="spellStart"/>
+      <w:r>
+        <w:t>r_i</w:t>
+      </w:r>
+      <w:proofErr w:type="spellEnd"/>
+      <w:r>
+        <w:t>=100-150=-50</w:t>
       </w:r>
       <w:r>
         <w:br/>
@@ -2106,87 +2868,15 @@
         <w:pStyle w:val="NormalWeb"/>
       </w:pPr>
       <w:r>
-        <w:t>The model is underpredicting by 50.</w:t>
-      </w:r>
-    </w:p>
-    <w:p>
-      <w:pPr>
-        <w:pStyle w:val="NormalWeb"/>
-      </w:pPr>
-      <w:r>
-        <w:t>If:</w:t>
-      </w:r>
-    </w:p>
-    <w:p>
-      <w:pPr>
-        <w:pStyle w:val="NormalWeb"/>
-      </w:pPr>
-      <w:r>
-        <w:t>[</w:t>
-      </w:r>
-      <w:r>
-        <w:br/>
-        <w:t>y_i=100</w:t>
-      </w:r>
-      <w:r>
-        <w:br/>
-        <w:t>]</w:t>
-      </w:r>
-    </w:p>
-    <w:p>
-      <w:pPr>
-        <w:pStyle w:val="NormalWeb"/>
-      </w:pPr>
-      <w:r>
-        <w:t>and:</w:t>
-      </w:r>
-    </w:p>
-    <w:p>
-      <w:pPr>
-        <w:pStyle w:val="NormalWeb"/>
-      </w:pPr>
-      <w:r>
-        <w:t>[</w:t>
-      </w:r>
-      <w:r>
-        <w:br/>
-        <w:t>F(x_i)=150</w:t>
-      </w:r>
-      <w:r>
-        <w:br/>
-        <w:t>]</w:t>
-      </w:r>
-    </w:p>
-    <w:p>
-      <w:pPr>
-        <w:pStyle w:val="NormalWeb"/>
-      </w:pPr>
-      <w:r>
-        <w:t>then:</w:t>
-      </w:r>
-    </w:p>
-    <w:p>
-      <w:pPr>
-        <w:pStyle w:val="NormalWeb"/>
-      </w:pPr>
-      <w:r>
-        <w:t>[</w:t>
-      </w:r>
-      <w:r>
-        <w:br/>
-        <w:t>r_i=100-150=-50</w:t>
-      </w:r>
-      <w:r>
-        <w:br/>
-        <w:t>]</w:t>
-      </w:r>
-    </w:p>
-    <w:p>
-      <w:pPr>
-        <w:pStyle w:val="NormalWeb"/>
-      </w:pPr>
-      <w:r>
-        <w:t>The model is overpredicting by 50.</w:t>
+        <w:t xml:space="preserve">The model is </w:t>
+      </w:r>
+      <w:proofErr w:type="spellStart"/>
+      <w:r>
+        <w:t>overpredicting</w:t>
+      </w:r>
+      <w:proofErr w:type="spellEnd"/>
+      <w:r>
+        <w:t xml:space="preserve"> by 50.</w:t>
       </w:r>
     </w:p>
     <w:p>
@@ -2223,8 +2913,16 @@
         <w:rPr>
           <w:rStyle w:val="Strong"/>
         </w:rPr>
-        <w:t>Decision Tree Regressor</w:t>
-      </w:r>
+        <w:t xml:space="preserve">Decision Tree </w:t>
+      </w:r>
+      <w:proofErr w:type="spellStart"/>
+      <w:r>
+        <w:rPr>
+          <w:rStyle w:val="Strong"/>
+        </w:rPr>
+        <w:t>Regressor</w:t>
+      </w:r>
+      <w:proofErr w:type="spellEnd"/>
       <w:r>
         <w:t xml:space="preserve"> using:</w:t>
       </w:r>
@@ -2238,7 +2936,23 @@
       </w:r>
       <w:r>
         <w:br/>
-        <w:t>X \rightarrow r_{i1}</w:t>
+        <w:t>X \</w:t>
+      </w:r>
+      <w:proofErr w:type="spellStart"/>
+      <w:r>
+        <w:t>rightarrow</w:t>
+      </w:r>
+      <w:proofErr w:type="spellEnd"/>
+      <w:r>
+        <w:t xml:space="preserve"> r</w:t>
+      </w:r>
+      <w:proofErr w:type="gramStart"/>
+      <w:r>
+        <w:t>_{</w:t>
+      </w:r>
+      <w:proofErr w:type="gramEnd"/>
+      <w:r>
+        <w:t>i1}</w:t>
       </w:r>
       <w:r>
         <w:br/>
@@ -2331,7 +3045,6 @@
         <w:rPr>
           <w:rStyle w:val="HTMLCode"/>
         </w:rPr>
-        <w:lastRenderedPageBreak/>
         <w:t xml:space="preserve">   ↓</w:t>
       </w:r>
     </w:p>
@@ -2445,7 +3158,15 @@
       </w:r>
       <w:r>
         <w:br/>
-        <w:t>R_{11},R_{12}</w:t>
+        <w:t>R</w:t>
+      </w:r>
+      <w:proofErr w:type="gramStart"/>
+      <w:r>
+        <w:t>_{</w:t>
+      </w:r>
+      <w:proofErr w:type="gramEnd"/>
+      <w:r>
+        <w:t>11},R_{12}</w:t>
       </w:r>
       <w:r>
         <w:br/>
@@ -2482,12 +3203,26 @@
         <w:pStyle w:val="NormalWeb"/>
       </w:pPr>
       <w:r>
+        <w:lastRenderedPageBreak/>
         <w:t>[</w:t>
       </w:r>
       <w:r>
         <w:br/>
-        <w:t>R_{11},R_{12},R_{13},R_{14},\ldots</w:t>
-      </w:r>
+        <w:t>R</w:t>
+      </w:r>
+      <w:proofErr w:type="gramStart"/>
+      <w:r>
+        <w:t>_{</w:t>
+      </w:r>
+      <w:proofErr w:type="gramEnd"/>
+      <w:r>
+        <w:t>11},R_{12},R_{13},R_{14},\</w:t>
+      </w:r>
+      <w:proofErr w:type="spellStart"/>
+      <w:r>
+        <w:t>ldots</w:t>
+      </w:r>
+      <w:proofErr w:type="spellEnd"/>
       <w:r>
         <w:br/>
         <w:t>]</w:t>
@@ -2653,7 +3388,6 @@
     </w:p>
     <w:p>
       <w:r>
-        <w:lastRenderedPageBreak/>
         <w:pict>
           <v:rect id="_x0000_i1041" style="width:0;height:1.5pt" o:hralign="center" o:hrstd="t" o:hr="t" fillcolor="#a0a0a0" stroked="f"/>
         </w:pict>
@@ -2672,7 +3406,20 @@
         <w:pStyle w:val="NormalWeb"/>
       </w:pPr>
       <w:r>
-        <w:t>For a region (R_{jm}), the output is obtained by minimizing the loss within that region:</w:t>
+        <w:t>For a region (R</w:t>
+      </w:r>
+      <w:proofErr w:type="gramStart"/>
+      <w:r>
+        <w:t>_{</w:t>
+      </w:r>
+      <w:proofErr w:type="spellStart"/>
+      <w:proofErr w:type="gramEnd"/>
+      <w:r>
+        <w:t>jm</w:t>
+      </w:r>
+      <w:proofErr w:type="spellEnd"/>
+      <w:r>
+        <w:t>}), the output is obtained by minimizing the loss within that region:</w:t>
       </w:r>
     </w:p>
     <w:p>
@@ -2684,32 +3431,90 @@
       </w:r>
       <w:r>
         <w:br/>
-        <w:t>\boxed{</w:t>
-      </w:r>
-      <w:r>
-        <w:br/>
-        <w:t>\gamma_{jm}</w:t>
-      </w:r>
-    </w:p>
-    <w:p>
-      <w:pPr>
-        <w:pStyle w:val="NormalWeb"/>
-      </w:pPr>
-      <w:r>
-        <w:t>\arg\min_\gamma</w:t>
-      </w:r>
-      <w:r>
-        <w:br/>
-        <w:t>\sum_{x_i\in R_{jm}}</w:t>
-      </w:r>
-      <w:r>
-        <w:br/>
-        <w:t>L(y_i,F_{m-1}(x_i)+\gamma)</w:t>
-      </w:r>
-      <w:r>
-        <w:br/>
+        <w:t>\</w:t>
+      </w:r>
+      <w:proofErr w:type="gramStart"/>
+      <w:r>
+        <w:t>boxed{</w:t>
+      </w:r>
+      <w:proofErr w:type="gramEnd"/>
+      <w:r>
+        <w:br/>
+        <w:t>\gamma_{</w:t>
+      </w:r>
+      <w:proofErr w:type="spellStart"/>
+      <w:r>
+        <w:t>jm</w:t>
+      </w:r>
+      <w:proofErr w:type="spellEnd"/>
+      <w:r>
         <w:t>}</w:t>
       </w:r>
+    </w:p>
+    <w:p>
+      <w:pPr>
+        <w:pStyle w:val="NormalWeb"/>
+      </w:pPr>
+      <w:r>
+        <w:t>\</w:t>
+      </w:r>
+      <w:proofErr w:type="spellStart"/>
+      <w:r>
+        <w:t>arg</w:t>
+      </w:r>
+      <w:proofErr w:type="spellEnd"/>
+      <w:r>
+        <w:t>\min_\gamma</w:t>
+      </w:r>
+      <w:r>
+        <w:br/>
+        <w:t>\sum_{</w:t>
+      </w:r>
+      <w:proofErr w:type="spellStart"/>
+      <w:r>
+        <w:t>x_i</w:t>
+      </w:r>
+      <w:proofErr w:type="spellEnd"/>
+      <w:r>
+        <w:t>\in R</w:t>
+      </w:r>
+      <w:proofErr w:type="gramStart"/>
+      <w:r>
+        <w:t>_{</w:t>
+      </w:r>
+      <w:proofErr w:type="spellStart"/>
+      <w:proofErr w:type="gramEnd"/>
+      <w:r>
+        <w:t>jm</w:t>
+      </w:r>
+      <w:proofErr w:type="spellEnd"/>
+      <w:r>
+        <w:t>}}</w:t>
+      </w:r>
+      <w:r>
+        <w:br/>
+        <w:t>L(</w:t>
+      </w:r>
+      <w:proofErr w:type="spellStart"/>
+      <w:r>
+        <w:t>y_i,F</w:t>
+      </w:r>
+      <w:proofErr w:type="spellEnd"/>
+      <w:r>
+        <w:t>_{m-1}(</w:t>
+      </w:r>
+      <w:proofErr w:type="spellStart"/>
+      <w:r>
+        <w:t>x_i</w:t>
+      </w:r>
+      <w:proofErr w:type="spellEnd"/>
+      <w:r>
+        <w:t>)+\gamma)</w:t>
+      </w:r>
+      <w:r>
+        <w:br/>
+        <w:t>}</w:t>
+      </w:r>
       <w:r>
         <w:br/>
         <w:t>]</w:t>
@@ -2737,6 +3542,7 @@
         <w:pStyle w:val="NormalWeb"/>
       </w:pPr>
       <w:r>
+        <w:lastRenderedPageBreak/>
         <w:t>So:</w:t>
       </w:r>
     </w:p>
@@ -2749,19 +3555,48 @@
       </w:r>
       <w:r>
         <w:br/>
-        <w:t>\boxed{</w:t>
-      </w:r>
-      <w:r>
-        <w:br/>
-        <w:t>\gamma_{jm}</w:t>
-      </w:r>
-    </w:p>
-    <w:p>
-      <w:pPr>
-        <w:pStyle w:val="NormalWeb"/>
-      </w:pPr>
-      <w:r>
-        <w:t>\text{Mean Residual of Region }R_{jm}</w:t>
+        <w:t>\</w:t>
+      </w:r>
+      <w:proofErr w:type="gramStart"/>
+      <w:r>
+        <w:t>boxed{</w:t>
+      </w:r>
+      <w:proofErr w:type="gramEnd"/>
+      <w:r>
+        <w:br/>
+        <w:t>\gamma_{</w:t>
+      </w:r>
+      <w:proofErr w:type="spellStart"/>
+      <w:r>
+        <w:t>jm</w:t>
+      </w:r>
+      <w:proofErr w:type="spellEnd"/>
+      <w:r>
+        <w:t>}</w:t>
+      </w:r>
+    </w:p>
+    <w:p>
+      <w:pPr>
+        <w:pStyle w:val="NormalWeb"/>
+      </w:pPr>
+      <w:r>
+        <w:t xml:space="preserve">\text{Mean Residual of </w:t>
+      </w:r>
+      <w:proofErr w:type="gramStart"/>
+      <w:r>
+        <w:t>Region }R</w:t>
+      </w:r>
+      <w:proofErr w:type="gramEnd"/>
+      <w:r>
+        <w:t>_{</w:t>
+      </w:r>
+      <w:proofErr w:type="spellStart"/>
+      <w:r>
+        <w:t>jm</w:t>
+      </w:r>
+      <w:proofErr w:type="spellEnd"/>
+      <w:r>
+        <w:t>}</w:t>
       </w:r>
       <w:r>
         <w:br/>
@@ -2812,20 +3647,39 @@
       </w:r>
       <w:r>
         <w:br/>
-        <w:t>\boxed{</w:t>
-      </w:r>
-      <w:r>
-        <w:br/>
-        <w:t>F_m(x)</w:t>
-      </w:r>
-    </w:p>
-    <w:p>
-      <w:pPr>
-        <w:pStyle w:val="NormalWeb"/>
-      </w:pPr>
-      <w:r>
-        <w:lastRenderedPageBreak/>
-        <w:t>F_{m-1}(x)</w:t>
+        <w:t>\</w:t>
+      </w:r>
+      <w:proofErr w:type="gramStart"/>
+      <w:r>
+        <w:t>boxed{</w:t>
+      </w:r>
+      <w:proofErr w:type="gramEnd"/>
+      <w:r>
+        <w:br/>
+      </w:r>
+      <w:proofErr w:type="spellStart"/>
+      <w:r>
+        <w:t>F_m</w:t>
+      </w:r>
+      <w:proofErr w:type="spellEnd"/>
+      <w:r>
+        <w:t>(x)</w:t>
+      </w:r>
+    </w:p>
+    <w:p>
+      <w:pPr>
+        <w:pStyle w:val="NormalWeb"/>
+      </w:pPr>
+      <w:r>
+        <w:t>F</w:t>
+      </w:r>
+      <w:proofErr w:type="gramStart"/>
+      <w:r>
+        <w:t>_{</w:t>
+      </w:r>
+      <w:proofErr w:type="gramEnd"/>
+      <w:r>
+        <w:t>m-1}(x)</w:t>
       </w:r>
       <w:r>
         <w:br/>
@@ -2833,7 +3687,15 @@
       </w:r>
       <w:r>
         <w:br/>
-        <w:t>\eta h_m(x)</w:t>
+        <w:t xml:space="preserve">\eta </w:t>
+      </w:r>
+      <w:proofErr w:type="spellStart"/>
+      <w:r>
+        <w:t>h_m</w:t>
+      </w:r>
+      <w:proofErr w:type="spellEnd"/>
+      <w:r>
+        <w:t>(x)</w:t>
       </w:r>
       <w:r>
         <w:br/>
@@ -2848,8 +3710,13 @@
       <w:pPr>
         <w:pStyle w:val="NormalWeb"/>
       </w:pPr>
-      <w:r>
-        <w:t>where:</w:t>
+      <w:proofErr w:type="gramStart"/>
+      <w:r>
+        <w:t>where</w:t>
+      </w:r>
+      <w:proofErr w:type="gramEnd"/>
+      <w:r>
+        <w:t>:</w:t>
       </w:r>
     </w:p>
     <w:p>
@@ -2873,7 +3740,15 @@
         </w:numPr>
       </w:pPr>
       <w:r>
-        <w:t>(h_m(x)) = new tree</w:t>
+        <w:t>(</w:t>
+      </w:r>
+      <w:proofErr w:type="spellStart"/>
+      <w:r>
+        <w:t>h_m</w:t>
+      </w:r>
+      <w:proofErr w:type="spellEnd"/>
+      <w:r>
+        <w:t>(x)) = new tree</w:t>
       </w:r>
     </w:p>
     <w:p>
@@ -2905,7 +3780,30 @@
       </w:r>
       <w:r>
         <w:br/>
-        <w:t>F_m(x)=F_{m-1}(x)+h_m(x)</w:t>
+      </w:r>
+      <w:proofErr w:type="spellStart"/>
+      <w:r>
+        <w:t>F_m</w:t>
+      </w:r>
+      <w:proofErr w:type="spellEnd"/>
+      <w:r>
+        <w:t>(x</w:t>
+      </w:r>
+      <w:proofErr w:type="gramStart"/>
+      <w:r>
+        <w:t>)=</w:t>
+      </w:r>
+      <w:proofErr w:type="gramEnd"/>
+      <w:r>
+        <w:t>F_{m-1}(x)+</w:t>
+      </w:r>
+      <w:proofErr w:type="spellStart"/>
+      <w:r>
+        <w:t>h_m</w:t>
+      </w:r>
+      <w:proofErr w:type="spellEnd"/>
+      <w:r>
+        <w:t>(x)</w:t>
       </w:r>
       <w:r>
         <w:br/>
@@ -2924,6 +3822,7 @@
         <w:pStyle w:val="Heading1"/>
       </w:pPr>
       <w:r>
+        <w:lastRenderedPageBreak/>
         <w:t>19. Complete Mathematical Algorithm</w:t>
       </w:r>
     </w:p>
@@ -2960,8 +3859,13 @@
       </w:r>
       <w:r>
         <w:br/>
-        <w:t>\boxed{</w:t>
-      </w:r>
+        <w:t>\</w:t>
+      </w:r>
+      <w:proofErr w:type="gramStart"/>
+      <w:r>
+        <w:t>boxed{</w:t>
+      </w:r>
+      <w:proofErr w:type="gramEnd"/>
       <w:r>
         <w:br/>
         <w:t>F_0(x)</w:t>
@@ -2972,20 +3876,49 @@
         <w:pStyle w:val="NormalWeb"/>
       </w:pPr>
       <w:r>
-        <w:t>\arg\min_\gamma</w:t>
-      </w:r>
-      <w:r>
-        <w:br/>
-        <w:t>\sum_{i=1}^{N}</w:t>
-      </w:r>
-      <w:r>
-        <w:br/>
-        <w:t>L(y_i,\gamma)</w:t>
-      </w:r>
-      <w:r>
-        <w:br/>
+        <w:t>\</w:t>
+      </w:r>
+      <w:proofErr w:type="spellStart"/>
+      <w:r>
+        <w:t>arg</w:t>
+      </w:r>
+      <w:proofErr w:type="spellEnd"/>
+      <w:r>
+        <w:t>\min_\gamma</w:t>
+      </w:r>
+      <w:r>
+        <w:br/>
+        <w:t>\sum_{</w:t>
+      </w:r>
+      <w:proofErr w:type="spellStart"/>
+      <w:r>
+        <w:t>i</w:t>
+      </w:r>
+      <w:proofErr w:type="spellEnd"/>
+      <w:r>
+        <w:t>=1}^{N</w:t>
+      </w:r>
+      <w:proofErr w:type="gramStart"/>
+      <w:r>
         <w:t>}</w:t>
       </w:r>
+      <w:proofErr w:type="gramEnd"/>
+      <w:r>
+        <w:br/>
+        <w:t>L(</w:t>
+      </w:r>
+      <w:proofErr w:type="spellStart"/>
+      <w:r>
+        <w:t>y_i</w:t>
+      </w:r>
+      <w:proofErr w:type="spellEnd"/>
+      <w:r>
+        <w:t>,\gamma)</w:t>
+      </w:r>
+      <w:r>
+        <w:br/>
+        <w:t>}</w:t>
+      </w:r>
       <w:r>
         <w:br/>
         <w:t>]</w:t>
@@ -3008,7 +3941,15 @@
       </w:r>
       <w:r>
         <w:br/>
-        <w:t>F_0(x)=\text{Mean}(y)</w:t>
+        <w:t>F_0(x</w:t>
+      </w:r>
+      <w:proofErr w:type="gramStart"/>
+      <w:r>
+        <w:t>)=</w:t>
+      </w:r>
+      <w:proofErr w:type="gramEnd"/>
+      <w:r>
+        <w:t>\text{Mean}(y)</w:t>
       </w:r>
       <w:r>
         <w:br/>
@@ -3027,7 +3968,6 @@
         <w:pStyle w:val="Heading3"/>
       </w:pPr>
       <w:r>
-        <w:lastRenderedPageBreak/>
         <w:t>Step 2</w:t>
       </w:r>
     </w:p>
@@ -3048,8 +3988,21 @@
       </w:r>
       <w:r>
         <w:br/>
-        <w:t>m=1,2,\ldots,M</w:t>
-      </w:r>
+        <w:t>m=1</w:t>
+      </w:r>
+      <w:proofErr w:type="gramStart"/>
+      <w:r>
+        <w:t>,2</w:t>
+      </w:r>
+      <w:proofErr w:type="gramEnd"/>
+      <w:r>
+        <w:t>,\</w:t>
+      </w:r>
+      <w:proofErr w:type="spellStart"/>
+      <w:r>
+        <w:t>ldots,M</w:t>
+      </w:r>
+      <w:proofErr w:type="spellEnd"/>
       <w:r>
         <w:br/>
         <w:t>]</w:t>
@@ -3059,8 +4012,13 @@
       <w:pPr>
         <w:pStyle w:val="NormalWeb"/>
       </w:pPr>
-      <w:r>
-        <w:t>calculate pseudo-residuals:</w:t>
+      <w:proofErr w:type="gramStart"/>
+      <w:r>
+        <w:t>calculate</w:t>
+      </w:r>
+      <w:proofErr w:type="gramEnd"/>
+      <w:r>
+        <w:t xml:space="preserve"> pseudo-residuals:</w:t>
       </w:r>
     </w:p>
     <w:p>
@@ -3072,11 +4030,24 @@
       </w:r>
       <w:r>
         <w:br/>
-        <w:t>\boxed{</w:t>
-      </w:r>
-      <w:r>
-        <w:br/>
-        <w:t>r_{im}</w:t>
+        <w:t>\</w:t>
+      </w:r>
+      <w:proofErr w:type="gramStart"/>
+      <w:r>
+        <w:t>boxed{</w:t>
+      </w:r>
+      <w:proofErr w:type="gramEnd"/>
+      <w:r>
+        <w:br/>
+        <w:t>r_{</w:t>
+      </w:r>
+      <w:proofErr w:type="spellStart"/>
+      <w:r>
+        <w:t>im</w:t>
+      </w:r>
+      <w:proofErr w:type="spellEnd"/>
+      <w:r>
+        <w:t>}</w:t>
       </w:r>
     </w:p>
     <w:p>
@@ -3093,15 +4064,53 @@
         <w:pStyle w:val="NormalWeb"/>
       </w:pPr>
       <w:r>
-        <w:t>\left[</w:t>
-      </w:r>
-      <w:r>
-        <w:br/>
-        <w:t>\frac{\partial L(y_i,F(x_i))}</w:t>
-      </w:r>
-      <w:r>
-        <w:br/>
-        <w:t>{\partial F(x_i)}</w:t>
+        <w:lastRenderedPageBreak/>
+        <w:t>\</w:t>
+      </w:r>
+      <w:proofErr w:type="gramStart"/>
+      <w:r>
+        <w:t>left[</w:t>
+      </w:r>
+      <w:proofErr w:type="gramEnd"/>
+      <w:r>
+        <w:br/>
+        <w:t>\</w:t>
+      </w:r>
+      <w:proofErr w:type="spellStart"/>
+      <w:r>
+        <w:t>frac</w:t>
+      </w:r>
+      <w:proofErr w:type="spellEnd"/>
+      <w:r>
+        <w:t>{\partial L(</w:t>
+      </w:r>
+      <w:proofErr w:type="spellStart"/>
+      <w:r>
+        <w:t>y_i,F</w:t>
+      </w:r>
+      <w:proofErr w:type="spellEnd"/>
+      <w:r>
+        <w:t>(</w:t>
+      </w:r>
+      <w:proofErr w:type="spellStart"/>
+      <w:r>
+        <w:t>x_i</w:t>
+      </w:r>
+      <w:proofErr w:type="spellEnd"/>
+      <w:r>
+        <w:t>))}</w:t>
+      </w:r>
+      <w:r>
+        <w:br/>
+        <w:t>{\partial F(</w:t>
+      </w:r>
+      <w:proofErr w:type="spellStart"/>
+      <w:r>
+        <w:t>x_i</w:t>
+      </w:r>
+      <w:proofErr w:type="spellEnd"/>
+      <w:r>
+        <w:t>)}</w:t>
       </w:r>
       <w:r>
         <w:br/>
@@ -3157,11 +4166,23 @@
       </w:r>
       <w:r>
         <w:br/>
-        <w:t>\boxed{</w:t>
-      </w:r>
-      <w:r>
-        <w:br/>
-        <w:t>h_m(x)</w:t>
+        <w:t>\</w:t>
+      </w:r>
+      <w:proofErr w:type="gramStart"/>
+      <w:r>
+        <w:t>boxed{</w:t>
+      </w:r>
+      <w:proofErr w:type="gramEnd"/>
+      <w:r>
+        <w:br/>
+      </w:r>
+      <w:proofErr w:type="spellStart"/>
+      <w:r>
+        <w:t>h_m</w:t>
+      </w:r>
+      <w:proofErr w:type="spellEnd"/>
+      <w:r>
+        <w:t>(x)</w:t>
       </w:r>
       <w:r>
         <w:br/>
@@ -3176,8 +4197,13 @@
       <w:pPr>
         <w:pStyle w:val="NormalWeb"/>
       </w:pPr>
-      <w:r>
-        <w:t>using:</w:t>
+      <w:proofErr w:type="gramStart"/>
+      <w:r>
+        <w:t>using</w:t>
+      </w:r>
+      <w:proofErr w:type="gramEnd"/>
+      <w:r>
+        <w:t>:</w:t>
       </w:r>
     </w:p>
     <w:p>
@@ -3189,7 +4215,28 @@
       </w:r>
       <w:r>
         <w:br/>
-        <w:t>X\rightarrow r_{im}</w:t>
+        <w:t>X\</w:t>
+      </w:r>
+      <w:proofErr w:type="spellStart"/>
+      <w:r>
+        <w:t>rightarrow</w:t>
+      </w:r>
+      <w:proofErr w:type="spellEnd"/>
+      <w:r>
+        <w:t xml:space="preserve"> r</w:t>
+      </w:r>
+      <w:proofErr w:type="gramStart"/>
+      <w:r>
+        <w:t>_{</w:t>
+      </w:r>
+      <w:proofErr w:type="spellStart"/>
+      <w:proofErr w:type="gramEnd"/>
+      <w:r>
+        <w:t>im</w:t>
+      </w:r>
+      <w:proofErr w:type="spellEnd"/>
+      <w:r>
+        <w:t>}</w:t>
       </w:r>
       <w:r>
         <w:br/>
@@ -3224,12 +4271,35 @@
         <w:pStyle w:val="NormalWeb"/>
       </w:pPr>
       <w:r>
-        <w:lastRenderedPageBreak/>
         <w:t>[</w:t>
       </w:r>
       <w:r>
         <w:br/>
-        <w:t>R_{1m},R_{2m},\ldots,R_{Jm}</w:t>
+        <w:t>R</w:t>
+      </w:r>
+      <w:proofErr w:type="gramStart"/>
+      <w:r>
+        <w:t>_{</w:t>
+      </w:r>
+      <w:proofErr w:type="gramEnd"/>
+      <w:r>
+        <w:t>1m},R_{2m},\</w:t>
+      </w:r>
+      <w:proofErr w:type="spellStart"/>
+      <w:r>
+        <w:t>ldots,R</w:t>
+      </w:r>
+      <w:proofErr w:type="spellEnd"/>
+      <w:r>
+        <w:t>_{</w:t>
+      </w:r>
+      <w:proofErr w:type="spellStart"/>
+      <w:r>
+        <w:t>Jm</w:t>
+      </w:r>
+      <w:proofErr w:type="spellEnd"/>
+      <w:r>
+        <w:t>}</w:t>
       </w:r>
       <w:r>
         <w:br/>
@@ -3268,30 +4338,91 @@
       </w:r>
       <w:r>
         <w:br/>
-        <w:t>\boxed{</w:t>
-      </w:r>
-      <w:r>
-        <w:br/>
-        <w:t>\gamma_{jm}</w:t>
-      </w:r>
-    </w:p>
-    <w:p>
-      <w:pPr>
-        <w:pStyle w:val="NormalWeb"/>
-      </w:pPr>
-      <w:r>
-        <w:t>\arg\min_\gamma</w:t>
-      </w:r>
-      <w:r>
-        <w:br/>
-        <w:t>\sum_{x_i\in R_{jm}}</w:t>
-      </w:r>
-      <w:r>
-        <w:br/>
-        <w:t>L(y_i,F_{m-1}(x_i)+\gamma)</w:t>
-      </w:r>
-      <w:r>
-        <w:br/>
+        <w:t>\</w:t>
+      </w:r>
+      <w:proofErr w:type="gramStart"/>
+      <w:r>
+        <w:t>boxed{</w:t>
+      </w:r>
+      <w:proofErr w:type="gramEnd"/>
+      <w:r>
+        <w:br/>
+        <w:t>\gamma_{</w:t>
+      </w:r>
+      <w:proofErr w:type="spellStart"/>
+      <w:r>
+        <w:t>jm</w:t>
+      </w:r>
+      <w:proofErr w:type="spellEnd"/>
+      <w:r>
+        <w:t>}</w:t>
+      </w:r>
+    </w:p>
+    <w:p>
+      <w:pPr>
+        <w:pStyle w:val="NormalWeb"/>
+      </w:pPr>
+      <w:r>
+        <w:t>\</w:t>
+      </w:r>
+      <w:proofErr w:type="spellStart"/>
+      <w:r>
+        <w:t>arg</w:t>
+      </w:r>
+      <w:proofErr w:type="spellEnd"/>
+      <w:r>
+        <w:t>\min_\gamma</w:t>
+      </w:r>
+      <w:r>
+        <w:br/>
+        <w:t>\sum_{</w:t>
+      </w:r>
+      <w:proofErr w:type="spellStart"/>
+      <w:r>
+        <w:t>x_i</w:t>
+      </w:r>
+      <w:proofErr w:type="spellEnd"/>
+      <w:r>
+        <w:t>\in R</w:t>
+      </w:r>
+      <w:proofErr w:type="gramStart"/>
+      <w:r>
+        <w:t>_{</w:t>
+      </w:r>
+      <w:proofErr w:type="spellStart"/>
+      <w:proofErr w:type="gramEnd"/>
+      <w:r>
+        <w:t>jm</w:t>
+      </w:r>
+      <w:proofErr w:type="spellEnd"/>
+      <w:r>
+        <w:t>}}</w:t>
+      </w:r>
+      <w:r>
+        <w:br/>
+        <w:t>L(</w:t>
+      </w:r>
+      <w:proofErr w:type="spellStart"/>
+      <w:r>
+        <w:t>y_i,F</w:t>
+      </w:r>
+      <w:proofErr w:type="spellEnd"/>
+      <w:r>
+        <w:t>_{m-1}(</w:t>
+      </w:r>
+      <w:proofErr w:type="spellStart"/>
+      <w:r>
+        <w:t>x_i</w:t>
+      </w:r>
+      <w:proofErr w:type="spellEnd"/>
+      <w:r>
+        <w:t>)+\gamma)</w:t>
+      </w:r>
+      <w:r>
+        <w:br/>
+      </w:r>
+      <w:r>
+        <w:lastRenderedPageBreak/>
         <w:t>}</w:t>
       </w:r>
       <w:r>
@@ -3331,19 +4462,39 @@
       </w:r>
       <w:r>
         <w:br/>
-        <w:t>\boxed{</w:t>
-      </w:r>
-      <w:r>
-        <w:br/>
-        <w:t>F_m(x)</w:t>
-      </w:r>
-    </w:p>
-    <w:p>
-      <w:pPr>
-        <w:pStyle w:val="NormalWeb"/>
-      </w:pPr>
-      <w:r>
-        <w:t>F_{m-1}(x)</w:t>
+        <w:t>\</w:t>
+      </w:r>
+      <w:proofErr w:type="gramStart"/>
+      <w:r>
+        <w:t>boxed{</w:t>
+      </w:r>
+      <w:proofErr w:type="gramEnd"/>
+      <w:r>
+        <w:br/>
+      </w:r>
+      <w:proofErr w:type="spellStart"/>
+      <w:r>
+        <w:t>F_m</w:t>
+      </w:r>
+      <w:proofErr w:type="spellEnd"/>
+      <w:r>
+        <w:t>(x)</w:t>
+      </w:r>
+    </w:p>
+    <w:p>
+      <w:pPr>
+        <w:pStyle w:val="NormalWeb"/>
+      </w:pPr>
+      <w:r>
+        <w:t>F</w:t>
+      </w:r>
+      <w:proofErr w:type="gramStart"/>
+      <w:r>
+        <w:t>_{</w:t>
+      </w:r>
+      <w:proofErr w:type="gramEnd"/>
+      <w:r>
+        <w:t>m-1}(x)</w:t>
       </w:r>
       <w:r>
         <w:br/>
@@ -3359,7 +4510,23 @@
       </w:r>
       <w:r>
         <w:br/>
-        <w:t>\gamma_{jm}I(x\in R_{jm})</w:t>
+        <w:t>\gamma_{</w:t>
+      </w:r>
+      <w:proofErr w:type="spellStart"/>
+      <w:r>
+        <w:t>jm</w:t>
+      </w:r>
+      <w:proofErr w:type="spellEnd"/>
+      <w:r>
+        <w:t>}I(x\in R_{</w:t>
+      </w:r>
+      <w:proofErr w:type="spellStart"/>
+      <w:r>
+        <w:t>jm</w:t>
+      </w:r>
+      <w:proofErr w:type="spellEnd"/>
+      <w:r>
+        <w:t>})</w:t>
       </w:r>
       <w:r>
         <w:br/>
@@ -3390,84 +4557,127 @@
         <w:pStyle w:val="Heading1"/>
       </w:pPr>
       <w:r>
+        <w:t>20. What Does the Indicator Function Mean?</w:t>
+      </w:r>
+    </w:p>
+    <w:p>
+      <w:pPr>
+        <w:pStyle w:val="NormalWeb"/>
+      </w:pPr>
+      <w:r>
+        <w:t>In:</w:t>
+      </w:r>
+    </w:p>
+    <w:p>
+      <w:pPr>
+        <w:pStyle w:val="NormalWeb"/>
+      </w:pPr>
+      <w:r>
+        <w:t>[</w:t>
+      </w:r>
+      <w:r>
+        <w:br/>
+      </w:r>
+      <w:proofErr w:type="gramStart"/>
+      <w:r>
+        <w:t>I(</w:t>
+      </w:r>
+      <w:proofErr w:type="gramEnd"/>
+      <w:r>
+        <w:t>x\in R_{</w:t>
+      </w:r>
+      <w:proofErr w:type="spellStart"/>
+      <w:r>
+        <w:t>jm</w:t>
+      </w:r>
+      <w:proofErr w:type="spellEnd"/>
+      <w:r>
+        <w:t>})</w:t>
+      </w:r>
+      <w:r>
+        <w:br/>
+        <w:t>]</w:t>
+      </w:r>
+    </w:p>
+    <w:p>
+      <w:pPr>
+        <w:pStyle w:val="NormalWeb"/>
+      </w:pPr>
+      <w:proofErr w:type="gramStart"/>
+      <w:r>
+        <w:t>the</w:t>
+      </w:r>
+      <w:proofErr w:type="gramEnd"/>
+      <w:r>
+        <w:t xml:space="preserve"> indicator function means:</w:t>
+      </w:r>
+    </w:p>
+    <w:p>
+      <w:pPr>
+        <w:pStyle w:val="NormalWeb"/>
+      </w:pPr>
+      <w:r>
+        <w:t>[</w:t>
+      </w:r>
+      <w:r>
+        <w:br/>
+      </w:r>
+      <w:proofErr w:type="gramStart"/>
+      <w:r>
+        <w:t>I(</w:t>
+      </w:r>
+      <w:proofErr w:type="gramEnd"/>
+      <w:r>
+        <w:t>x\in R_{</w:t>
+      </w:r>
+      <w:proofErr w:type="spellStart"/>
+      <w:r>
+        <w:t>jm</w:t>
+      </w:r>
+      <w:proofErr w:type="spellEnd"/>
+      <w:r>
+        <w:t>})=</w:t>
+      </w:r>
+      <w:r>
+        <w:br/>
+        <w:t>\begin{cases}</w:t>
+      </w:r>
+      <w:r>
+        <w:br/>
+        <w:t>1 &amp; \text{if }x\text{ belongs to }R_{</w:t>
+      </w:r>
+      <w:proofErr w:type="spellStart"/>
+      <w:r>
+        <w:t>jm</w:t>
+      </w:r>
+      <w:proofErr w:type="spellEnd"/>
+      <w:r>
+        <w:t>}\</w:t>
+      </w:r>
+      <w:r>
+        <w:br/>
+        <w:t>0 &amp; \text{otherwise}</w:t>
+      </w:r>
+      <w:r>
+        <w:br/>
+        <w:t>\end{cases}</w:t>
+      </w:r>
+      <w:r>
+        <w:br/>
+        <w:t>]</w:t>
+      </w:r>
+    </w:p>
+    <w:p>
+      <w:pPr>
+        <w:pStyle w:val="NormalWeb"/>
+      </w:pPr>
+      <w:r>
+        <w:t>Therefore, only the prediction of the region containing (x) is added.</w:t>
+      </w:r>
+    </w:p>
+    <w:p>
+      <w:r>
         <w:lastRenderedPageBreak/>
-        <w:t>20. What Does the Indicator Function Mean?</w:t>
-      </w:r>
-    </w:p>
-    <w:p>
-      <w:pPr>
-        <w:pStyle w:val="NormalWeb"/>
-      </w:pPr>
-      <w:r>
-        <w:t>In:</w:t>
-      </w:r>
-    </w:p>
-    <w:p>
-      <w:pPr>
-        <w:pStyle w:val="NormalWeb"/>
-      </w:pPr>
-      <w:r>
-        <w:t>[</w:t>
-      </w:r>
-      <w:r>
-        <w:br/>
-        <w:t>I(x\in R_{jm})</w:t>
-      </w:r>
-      <w:r>
-        <w:br/>
-        <w:t>]</w:t>
-      </w:r>
-    </w:p>
-    <w:p>
-      <w:pPr>
-        <w:pStyle w:val="NormalWeb"/>
-      </w:pPr>
-      <w:r>
-        <w:t>the indicator function means:</w:t>
-      </w:r>
-    </w:p>
-    <w:p>
-      <w:pPr>
-        <w:pStyle w:val="NormalWeb"/>
-      </w:pPr>
-      <w:r>
-        <w:t>[</w:t>
-      </w:r>
-      <w:r>
-        <w:br/>
-        <w:t>I(x\in R_{jm})=</w:t>
-      </w:r>
-      <w:r>
-        <w:br/>
-        <w:t>\begin{cases}</w:t>
-      </w:r>
-      <w:r>
-        <w:br/>
-        <w:t>1 &amp; \text{if }x\text{ belongs to }R_{jm}\</w:t>
-      </w:r>
-      <w:r>
-        <w:br/>
-        <w:t>0 &amp; \text{otherwise}</w:t>
-      </w:r>
-      <w:r>
-        <w:br/>
-        <w:t>\end{cases}</w:t>
-      </w:r>
-      <w:r>
-        <w:br/>
-        <w:t>]</w:t>
-      </w:r>
-    </w:p>
-    <w:p>
-      <w:pPr>
-        <w:pStyle w:val="NormalWeb"/>
-      </w:pPr>
-      <w:r>
-        <w:t>Therefore, only the prediction of the region containing (x) is added.</w:t>
-      </w:r>
-    </w:p>
-    <w:p>
-      <w:r>
         <w:pict>
           <v:rect id="_x0000_i1050" style="width:0;height:1.5pt" o:hralign="center" o:hrstd="t" o:hr="t" fillcolor="#a0a0a0" stroked="f"/>
         </w:pict>
@@ -3498,8 +4708,13 @@
       </w:r>
       <w:r>
         <w:br/>
-        <w:t>\boxed{</w:t>
-      </w:r>
+        <w:t>\</w:t>
+      </w:r>
+      <w:proofErr w:type="gramStart"/>
+      <w:r>
+        <w:t>boxed{</w:t>
+      </w:r>
+      <w:proofErr w:type="gramEnd"/>
       <w:r>
         <w:br/>
         <w:t>F_M(x)</w:t>
@@ -3510,8 +4725,13 @@
         <w:pStyle w:val="NormalWeb"/>
       </w:pPr>
       <w:r>
-        <w:t>F_0(x)</w:t>
-      </w:r>
+        <w:t>F_0(x</w:t>
+      </w:r>
+      <w:proofErr w:type="gramStart"/>
+      <w:r>
+        <w:t>)</w:t>
+      </w:r>
+      <w:proofErr w:type="gramEnd"/>
       <w:r>
         <w:br/>
         <w:t>+</w:t>
@@ -3530,11 +4750,27 @@
       </w:r>
       <w:r>
         <w:br/>
-        <w:t>+\cdots+</w:t>
-      </w:r>
-      <w:r>
-        <w:br/>
-        <w:t>\eta h_M(x)</w:t>
+        <w:t>+\</w:t>
+      </w:r>
+      <w:proofErr w:type="spellStart"/>
+      <w:r>
+        <w:t>cdots</w:t>
+      </w:r>
+      <w:proofErr w:type="spellEnd"/>
+      <w:r>
+        <w:t>+</w:t>
+      </w:r>
+      <w:r>
+        <w:br/>
+        <w:t xml:space="preserve">\eta </w:t>
+      </w:r>
+      <w:proofErr w:type="spellStart"/>
+      <w:r>
+        <w:t>h_M</w:t>
+      </w:r>
+      <w:proofErr w:type="spellEnd"/>
+      <w:r>
+        <w:t>(x)</w:t>
       </w:r>
       <w:r>
         <w:br/>
@@ -3549,8 +4785,13 @@
       <w:pPr>
         <w:pStyle w:val="NormalWeb"/>
       </w:pPr>
-      <w:r>
-        <w:t>or:</w:t>
+      <w:proofErr w:type="gramStart"/>
+      <w:r>
+        <w:t>or</w:t>
+      </w:r>
+      <w:proofErr w:type="gramEnd"/>
+      <w:r>
+        <w:t>:</w:t>
       </w:r>
     </w:p>
     <w:p>
@@ -3558,13 +4799,17 @@
         <w:pStyle w:val="Heading1"/>
       </w:pPr>
       <w:r>
-        <w:lastRenderedPageBreak/>
         <w:t>[</w:t>
       </w:r>
       <w:r>
         <w:br/>
-        <w:t>\boxed{</w:t>
-      </w:r>
+        <w:t>\</w:t>
+      </w:r>
+      <w:proofErr w:type="gramStart"/>
+      <w:r>
+        <w:t>boxed{</w:t>
+      </w:r>
+      <w:proofErr w:type="gramEnd"/>
       <w:r>
         <w:br/>
         <w:t>F_M(x)</w:t>
@@ -3575,15 +4820,28 @@
         <w:pStyle w:val="NormalWeb"/>
       </w:pPr>
       <w:r>
-        <w:t>F_0(x)</w:t>
-      </w:r>
+        <w:t>F_0(x</w:t>
+      </w:r>
+      <w:proofErr w:type="gramStart"/>
+      <w:r>
+        <w:t>)</w:t>
+      </w:r>
+      <w:proofErr w:type="gramEnd"/>
       <w:r>
         <w:br/>
         <w:t>+</w:t>
       </w:r>
       <w:r>
         <w:br/>
-        <w:t>\eta\sum_{m=1}^{M}h_m(x)</w:t>
+        <w:t>\eta\sum_{m=1}^{M}</w:t>
+      </w:r>
+      <w:proofErr w:type="spellStart"/>
+      <w:r>
+        <w:t>h_m</w:t>
+      </w:r>
+      <w:proofErr w:type="spellEnd"/>
+      <w:r>
+        <w:t>(x)</w:t>
       </w:r>
       <w:r>
         <w:br/>
@@ -3623,7 +4881,15 @@
         <w:pStyle w:val="Heading1"/>
       </w:pPr>
       <w:r>
-        <w:t>22. Why is it Called an Additive Model?</w:t>
+        <w:t xml:space="preserve">22. Why is it </w:t>
+      </w:r>
+      <w:proofErr w:type="gramStart"/>
+      <w:r>
+        <w:t>Called</w:t>
+      </w:r>
+      <w:proofErr w:type="gramEnd"/>
+      <w:r>
+        <w:t xml:space="preserve"> an Additive Model?</w:t>
       </w:r>
     </w:p>
     <w:p>
@@ -3656,11 +4922,20 @@
         <w:pStyle w:val="NormalWeb"/>
       </w:pPr>
       <w:r>
+        <w:lastRenderedPageBreak/>
         <w:t>[</w:t>
       </w:r>
       <w:r>
         <w:br/>
-        <w:t>F_1(x)=F_0(x)+\eta h_1(x)</w:t>
+        <w:t>F_1(x</w:t>
+      </w:r>
+      <w:proofErr w:type="gramStart"/>
+      <w:r>
+        <w:t>)=</w:t>
+      </w:r>
+      <w:proofErr w:type="gramEnd"/>
+      <w:r>
+        <w:t>F_0(x)+\eta h_1(x)</w:t>
       </w:r>
       <w:r>
         <w:br/>
@@ -3684,7 +4959,15 @@
       </w:r>
       <w:r>
         <w:br/>
-        <w:t>F_2(x)=F_1(x)+\eta h_2(x)</w:t>
+        <w:t>F_2(x</w:t>
+      </w:r>
+      <w:proofErr w:type="gramStart"/>
+      <w:r>
+        <w:t>)=</w:t>
+      </w:r>
+      <w:proofErr w:type="gramEnd"/>
+      <w:r>
+        <w:t>F_1(x)+\eta h_2(x)</w:t>
       </w:r>
       <w:r>
         <w:br/>
@@ -3708,7 +4991,15 @@
       </w:r>
       <w:r>
         <w:br/>
-        <w:t>F_2(x)=F_0(x)+\eta h_1(x)+\eta h_2(x)</w:t>
+        <w:t>F_2(x</w:t>
+      </w:r>
+      <w:proofErr w:type="gramStart"/>
+      <w:r>
+        <w:t>)=</w:t>
+      </w:r>
+      <w:proofErr w:type="gramEnd"/>
+      <w:r>
+        <w:t>F_0(x)+\eta h_1(x)+\eta h_2(x)</w:t>
       </w:r>
       <w:r>
         <w:br/>
@@ -3732,7 +5023,15 @@
       </w:r>
       <w:r>
         <w:br/>
-        <w:t>F_3(x)=F_0(x)+\eta h_1(x)+\eta h_2(x)+\eta h_3(x)</w:t>
+        <w:t>F_3(x</w:t>
+      </w:r>
+      <w:proofErr w:type="gramStart"/>
+      <w:r>
+        <w:t>)=</w:t>
+      </w:r>
+      <w:proofErr w:type="gramEnd"/>
+      <w:r>
+        <w:t>F_0(x)+\eta h_1(x)+\eta h_2(x)+\eta h_3(x)</w:t>
       </w:r>
       <w:r>
         <w:br/>
@@ -3760,7 +5059,6 @@
     </w:p>
     <w:p>
       <w:r>
-        <w:lastRenderedPageBreak/>
         <w:pict>
           <v:rect id="_x0000_i1052" style="width:0;height:1.5pt" o:hralign="center" o:hrstd="t" o:hr="t" fillcolor="#a0a0a0" stroked="f"/>
         </w:pict>
@@ -4060,6 +5358,7 @@
         <w:pStyle w:val="Heading1"/>
       </w:pPr>
       <w:r>
+        <w:lastRenderedPageBreak/>
         <w:t>24. Why Does the Tree Learn Residuals?</w:t>
       </w:r>
     </w:p>
@@ -4080,7 +5379,15 @@
       </w:r>
       <w:r>
         <w:br/>
-        <w:t>F_{m-1}(x)</w:t>
+        <w:t>F</w:t>
+      </w:r>
+      <w:proofErr w:type="gramStart"/>
+      <w:r>
+        <w:t>_{</w:t>
+      </w:r>
+      <w:proofErr w:type="gramEnd"/>
+      <w:r>
+        <w:t>m-1}(x)</w:t>
       </w:r>
       <w:r>
         <w:br/>
@@ -4091,8 +5398,13 @@
       <w:pPr>
         <w:pStyle w:val="NormalWeb"/>
       </w:pPr>
-      <w:r>
-        <w:t>and the ideal function is:</w:t>
+      <w:proofErr w:type="gramStart"/>
+      <w:r>
+        <w:t>and</w:t>
+      </w:r>
+      <w:proofErr w:type="gramEnd"/>
+      <w:r>
+        <w:t xml:space="preserve"> the ideal function is:</w:t>
       </w:r>
     </w:p>
     <w:p>
@@ -4144,8 +5456,15 @@
         <w:pStyle w:val="NormalWeb"/>
       </w:pPr>
       <w:r>
-        <w:lastRenderedPageBreak/>
-        <w:t>F^*(x)-F_{m-1}(x)</w:t>
+        <w:t>F^*(x)-F</w:t>
+      </w:r>
+      <w:proofErr w:type="gramStart"/>
+      <w:r>
+        <w:t>_{</w:t>
+      </w:r>
+      <w:proofErr w:type="gramEnd"/>
+      <w:r>
+        <w:t>m-1}(x)</w:t>
       </w:r>
       <w:r>
         <w:br/>
@@ -4211,19 +5530,42 @@
       </w:r>
       <w:r>
         <w:br/>
-        <w:t>F_m(x)</w:t>
-      </w:r>
-    </w:p>
-    <w:p>
-      <w:pPr>
-        <w:pStyle w:val="NormalWeb"/>
-      </w:pPr>
-      <w:r>
-        <w:t>F_{m-1}(x)+</w:t>
-      </w:r>
-      <w:r>
-        <w:br/>
-        <w:t>\eta h_m(x)</w:t>
+      </w:r>
+      <w:proofErr w:type="spellStart"/>
+      <w:r>
+        <w:t>F_m</w:t>
+      </w:r>
+      <w:proofErr w:type="spellEnd"/>
+      <w:r>
+        <w:t>(x)</w:t>
+      </w:r>
+    </w:p>
+    <w:p>
+      <w:pPr>
+        <w:pStyle w:val="NormalWeb"/>
+      </w:pPr>
+      <w:r>
+        <w:t>F</w:t>
+      </w:r>
+      <w:proofErr w:type="gramStart"/>
+      <w:r>
+        <w:t>_{</w:t>
+      </w:r>
+      <w:proofErr w:type="gramEnd"/>
+      <w:r>
+        <w:t>m-1}(x)+</w:t>
+      </w:r>
+      <w:r>
+        <w:br/>
+        <w:t xml:space="preserve">\eta </w:t>
+      </w:r>
+      <w:proofErr w:type="spellStart"/>
+      <w:r>
+        <w:t>h_m</w:t>
+      </w:r>
+      <w:proofErr w:type="spellEnd"/>
+      <w:r>
+        <w:t>(x)</w:t>
       </w:r>
       <w:r>
         <w:br/>
@@ -4243,6 +5585,7 @@
         <w:pStyle w:val="NormalWeb"/>
       </w:pPr>
       <w:r>
+        <w:lastRenderedPageBreak/>
         <w:t>[</w:t>
       </w:r>
       <w:r>
@@ -4258,8 +5601,13 @@
       <w:pPr>
         <w:pStyle w:val="NormalWeb"/>
       </w:pPr>
-      <w:r>
-        <w:t>the entire tree prediction is added.</w:t>
+      <w:proofErr w:type="gramStart"/>
+      <w:r>
+        <w:t>the</w:t>
+      </w:r>
+      <w:proofErr w:type="gramEnd"/>
+      <w:r>
+        <w:t xml:space="preserve"> entire tree prediction is added.</w:t>
       </w:r>
     </w:p>
     <w:p>
@@ -4290,8 +5638,13 @@
       <w:pPr>
         <w:pStyle w:val="NormalWeb"/>
       </w:pPr>
-      <w:r>
-        <w:t>only 10% of the tree's prediction is added.</w:t>
+      <w:proofErr w:type="gramStart"/>
+      <w:r>
+        <w:t>only</w:t>
+      </w:r>
+      <w:proofErr w:type="gramEnd"/>
+      <w:r>
+        <w:t xml:space="preserve"> 10% of the tree's prediction is added.</w:t>
       </w:r>
     </w:p>
     <w:p>
@@ -4343,7 +5696,6 @@
         <w:pStyle w:val="Heading3"/>
       </w:pPr>
       <w:r>
-        <w:lastRenderedPageBreak/>
         <w:t>Larger (\eta)</w:t>
       </w:r>
     </w:p>
@@ -4380,8 +5732,13 @@
         </w:numPr>
       </w:pPr>
       <w:r>
-        <w:t>greater risk of overfitting</w:t>
-      </w:r>
+        <w:t xml:space="preserve">greater risk of </w:t>
+      </w:r>
+      <w:proofErr w:type="spellStart"/>
+      <w:r>
+        <w:t>overfitting</w:t>
+      </w:r>
+      <w:proofErr w:type="spellEnd"/>
     </w:p>
     <w:p>
       <w:r>
@@ -4423,8 +5780,13 @@
       </w:r>
       <w:r>
         <w:br/>
-        <w:t>\theta_m</w:t>
-      </w:r>
+        <w:t>\</w:t>
+      </w:r>
+      <w:proofErr w:type="spellStart"/>
+      <w:r>
+        <w:t>theta_m</w:t>
+      </w:r>
+      <w:proofErr w:type="spellEnd"/>
     </w:p>
     <w:p>
       <w:pPr>
@@ -4439,7 +5801,15 @@
         <w:pStyle w:val="NormalWeb"/>
       </w:pPr>
       <w:r>
-        <w:t>\eta\nabla L</w:t>
+        <w:t>\eta\</w:t>
+      </w:r>
+      <w:proofErr w:type="spellStart"/>
+      <w:r>
+        <w:t>nabla</w:t>
+      </w:r>
+      <w:proofErr w:type="spellEnd"/>
+      <w:r>
+        <w:t xml:space="preserve"> L</w:t>
       </w:r>
       <w:r>
         <w:br/>
@@ -4457,87 +5827,6 @@
     <w:p>
       <w:pPr>
         <w:pStyle w:val="Heading1"/>
-      </w:pPr>
-      <w:r>
-        <w:t>[</w:t>
-      </w:r>
-      <w:r>
-        <w:br/>
-        <w:t>F_m(x)</w:t>
-      </w:r>
-    </w:p>
-    <w:p>
-      <w:pPr>
-        <w:pStyle w:val="NormalWeb"/>
-      </w:pPr>
-      <w:r>
-        <w:t>F_{m-1}(x)</w:t>
-      </w:r>
-      <w:r>
-        <w:br/>
-        <w:t>+</w:t>
-      </w:r>
-      <w:r>
-        <w:br/>
-        <w:t>\eta h_m(x)</w:t>
-      </w:r>
-      <w:r>
-        <w:br/>
-        <w:t>]</w:t>
-      </w:r>
-    </w:p>
-    <w:p>
-      <w:pPr>
-        <w:pStyle w:val="NormalWeb"/>
-      </w:pPr>
-      <w:r>
-        <w:t>where:</w:t>
-      </w:r>
-    </w:p>
-    <w:p>
-      <w:pPr>
-        <w:pStyle w:val="NormalWeb"/>
-      </w:pPr>
-      <w:r>
-        <w:t>[</w:t>
-      </w:r>
-      <w:r>
-        <w:br/>
-        <w:t>h_m(x)\approx-\nabla_F L</w:t>
-      </w:r>
-      <w:r>
-        <w:br/>
-        <w:t>]</w:t>
-      </w:r>
-    </w:p>
-    <w:p>
-      <w:pPr>
-        <w:pStyle w:val="NormalWeb"/>
-      </w:pPr>
-      <w:r>
-        <w:t xml:space="preserve">So the new tree approximates the </w:t>
-      </w:r>
-      <w:r>
-        <w:rPr>
-          <w:rStyle w:val="Strong"/>
-        </w:rPr>
-        <w:t>negative gradient of the loss with respect to the current model</w:t>
-      </w:r>
-      <w:r>
-        <w:t>.</w:t>
-      </w:r>
-    </w:p>
-    <w:p>
-      <w:pPr>
-        <w:pStyle w:val="NormalWeb"/>
-      </w:pPr>
-      <w:r>
-        <w:t>Hence:</w:t>
-      </w:r>
-    </w:p>
-    <w:p>
-      <w:pPr>
-        <w:pStyle w:val="NormalWeb"/>
       </w:pPr>
       <w:r>
         <w:lastRenderedPageBreak/>
@@ -4545,8 +5834,145 @@
       </w:r>
       <w:r>
         <w:br/>
-        <w:t>\boxed{</w:t>
-      </w:r>
+      </w:r>
+      <w:proofErr w:type="spellStart"/>
+      <w:r>
+        <w:t>F_m</w:t>
+      </w:r>
+      <w:proofErr w:type="spellEnd"/>
+      <w:r>
+        <w:t>(x)</w:t>
+      </w:r>
+    </w:p>
+    <w:p>
+      <w:pPr>
+        <w:pStyle w:val="NormalWeb"/>
+      </w:pPr>
+      <w:r>
+        <w:t>F</w:t>
+      </w:r>
+      <w:proofErr w:type="gramStart"/>
+      <w:r>
+        <w:t>_{</w:t>
+      </w:r>
+      <w:proofErr w:type="gramEnd"/>
+      <w:r>
+        <w:t>m-1}(x)</w:t>
+      </w:r>
+      <w:r>
+        <w:br/>
+        <w:t>+</w:t>
+      </w:r>
+      <w:r>
+        <w:br/>
+        <w:t xml:space="preserve">\eta </w:t>
+      </w:r>
+      <w:proofErr w:type="spellStart"/>
+      <w:r>
+        <w:t>h_m</w:t>
+      </w:r>
+      <w:proofErr w:type="spellEnd"/>
+      <w:r>
+        <w:t>(x)</w:t>
+      </w:r>
+      <w:r>
+        <w:br/>
+        <w:t>]</w:t>
+      </w:r>
+    </w:p>
+    <w:p>
+      <w:pPr>
+        <w:pStyle w:val="NormalWeb"/>
+      </w:pPr>
+      <w:proofErr w:type="gramStart"/>
+      <w:r>
+        <w:t>where</w:t>
+      </w:r>
+      <w:proofErr w:type="gramEnd"/>
+      <w:r>
+        <w:t>:</w:t>
+      </w:r>
+    </w:p>
+    <w:p>
+      <w:pPr>
+        <w:pStyle w:val="NormalWeb"/>
+      </w:pPr>
+      <w:r>
+        <w:t>[</w:t>
+      </w:r>
+      <w:r>
+        <w:br/>
+      </w:r>
+      <w:proofErr w:type="spellStart"/>
+      <w:r>
+        <w:t>h_m</w:t>
+      </w:r>
+      <w:proofErr w:type="spellEnd"/>
+      <w:r>
+        <w:t>(x)\</w:t>
+      </w:r>
+      <w:proofErr w:type="spellStart"/>
+      <w:r>
+        <w:t>approx</w:t>
+      </w:r>
+      <w:proofErr w:type="spellEnd"/>
+      <w:r>
+        <w:t>-\</w:t>
+      </w:r>
+      <w:proofErr w:type="spellStart"/>
+      <w:r>
+        <w:t>nabla_F</w:t>
+      </w:r>
+      <w:proofErr w:type="spellEnd"/>
+      <w:r>
+        <w:t xml:space="preserve"> L</w:t>
+      </w:r>
+      <w:r>
+        <w:br/>
+        <w:t>]</w:t>
+      </w:r>
+    </w:p>
+    <w:p>
+      <w:pPr>
+        <w:pStyle w:val="NormalWeb"/>
+      </w:pPr>
+      <w:r>
+        <w:t xml:space="preserve">So the new tree approximates the </w:t>
+      </w:r>
+      <w:r>
+        <w:rPr>
+          <w:rStyle w:val="Strong"/>
+        </w:rPr>
+        <w:t>negative gradient of the loss with respect to the current model</w:t>
+      </w:r>
+      <w:r>
+        <w:t>.</w:t>
+      </w:r>
+    </w:p>
+    <w:p>
+      <w:pPr>
+        <w:pStyle w:val="NormalWeb"/>
+      </w:pPr>
+      <w:r>
+        <w:t>Hence:</w:t>
+      </w:r>
+    </w:p>
+    <w:p>
+      <w:pPr>
+        <w:pStyle w:val="NormalWeb"/>
+      </w:pPr>
+      <w:r>
+        <w:t>[</w:t>
+      </w:r>
+      <w:r>
+        <w:br/>
+        <w:t>\</w:t>
+      </w:r>
+      <w:proofErr w:type="gramStart"/>
+      <w:r>
+        <w:t>boxed{</w:t>
+      </w:r>
+      <w:proofErr w:type="gramEnd"/>
       <w:r>
         <w:br/>
         <w:t>\text{Gradient Boosting performs gradient descent in function space.}</w:t>
@@ -4600,7 +6026,15 @@
       </w:r>
       <w:r>
         <w:br/>
-        <w:t>F_0(x)=100</w:t>
+        <w:t>F_0(x</w:t>
+      </w:r>
+      <w:proofErr w:type="gramStart"/>
+      <w:r>
+        <w:t>)=</w:t>
+      </w:r>
+      <w:proofErr w:type="gramEnd"/>
+      <w:r>
+        <w:t>100</w:t>
       </w:r>
       <w:r>
         <w:br/>
@@ -4637,94 +6071,6 @@
       </w:pPr>
       <w:r>
         <w:t>Residual:</w:t>
-      </w:r>
-    </w:p>
-    <w:p>
-      <w:pPr>
-        <w:pStyle w:val="NormalWeb"/>
-      </w:pPr>
-      <w:r>
-        <w:t>[</w:t>
-      </w:r>
-      <w:r>
-        <w:br/>
-        <w:t>r=120-100=20</w:t>
-      </w:r>
-      <w:r>
-        <w:br/>
-        <w:t>]</w:t>
-      </w:r>
-    </w:p>
-    <w:p>
-      <w:pPr>
-        <w:pStyle w:val="NormalWeb"/>
-      </w:pPr>
-      <w:r>
-        <w:t>Tree 1 learns approximately:</w:t>
-      </w:r>
-    </w:p>
-    <w:p>
-      <w:pPr>
-        <w:pStyle w:val="NormalWeb"/>
-      </w:pPr>
-      <w:r>
-        <w:t>[</w:t>
-      </w:r>
-      <w:r>
-        <w:br/>
-        <w:t>h_1(x)=20</w:t>
-      </w:r>
-      <w:r>
-        <w:br/>
-        <w:t>]</w:t>
-      </w:r>
-    </w:p>
-    <w:p>
-      <w:pPr>
-        <w:pStyle w:val="NormalWeb"/>
-      </w:pPr>
-      <w:r>
-        <w:t>With:</w:t>
-      </w:r>
-    </w:p>
-    <w:p>
-      <w:pPr>
-        <w:pStyle w:val="NormalWeb"/>
-      </w:pPr>
-      <w:r>
-        <w:t>[</w:t>
-      </w:r>
-      <w:r>
-        <w:br/>
-        <w:t>\eta=0.1</w:t>
-      </w:r>
-      <w:r>
-        <w:br/>
-        <w:t>]</w:t>
-      </w:r>
-    </w:p>
-    <w:p>
-      <w:pPr>
-        <w:pStyle w:val="NormalWeb"/>
-      </w:pPr>
-      <w:r>
-        <w:t>update:</w:t>
-      </w:r>
-    </w:p>
-    <w:p>
-      <w:pPr>
-        <w:pStyle w:val="NormalWeb"/>
-      </w:pPr>
-      <w:r>
-        <w:t>[</w:t>
-      </w:r>
-      <w:r>
-        <w:br/>
-        <w:t>F_1(x)=100+0.1(20)</w:t>
-      </w:r>
-      <w:r>
-        <w:br/>
-        <w:t>]</w:t>
       </w:r>
     </w:p>
     <w:p>
@@ -4737,7 +6083,7 @@
       </w:r>
       <w:r>
         <w:br/>
-        <w:t>F_1(x)=102</w:t>
+        <w:t>r=120-100=20</w:t>
       </w:r>
       <w:r>
         <w:br/>
@@ -4749,6 +6095,123 @@
         <w:pStyle w:val="NormalWeb"/>
       </w:pPr>
       <w:r>
+        <w:t>Tree 1 learns approximately:</w:t>
+      </w:r>
+    </w:p>
+    <w:p>
+      <w:pPr>
+        <w:pStyle w:val="NormalWeb"/>
+      </w:pPr>
+      <w:r>
+        <w:t>[</w:t>
+      </w:r>
+      <w:r>
+        <w:br/>
+        <w:t>h_1(x</w:t>
+      </w:r>
+      <w:proofErr w:type="gramStart"/>
+      <w:r>
+        <w:t>)=</w:t>
+      </w:r>
+      <w:proofErr w:type="gramEnd"/>
+      <w:r>
+        <w:t>20</w:t>
+      </w:r>
+      <w:r>
+        <w:br/>
+        <w:t>]</w:t>
+      </w:r>
+    </w:p>
+    <w:p>
+      <w:pPr>
+        <w:pStyle w:val="NormalWeb"/>
+      </w:pPr>
+      <w:r>
+        <w:t>With:</w:t>
+      </w:r>
+    </w:p>
+    <w:p>
+      <w:pPr>
+        <w:pStyle w:val="NormalWeb"/>
+      </w:pPr>
+      <w:r>
+        <w:t>[</w:t>
+      </w:r>
+      <w:r>
+        <w:br/>
+        <w:t>\eta=0.1</w:t>
+      </w:r>
+      <w:r>
+        <w:br/>
+        <w:t>]</w:t>
+      </w:r>
+    </w:p>
+    <w:p>
+      <w:pPr>
+        <w:pStyle w:val="NormalWeb"/>
+      </w:pPr>
+      <w:proofErr w:type="gramStart"/>
+      <w:r>
+        <w:t>update</w:t>
+      </w:r>
+      <w:proofErr w:type="gramEnd"/>
+      <w:r>
+        <w:t>:</w:t>
+      </w:r>
+    </w:p>
+    <w:p>
+      <w:pPr>
+        <w:pStyle w:val="NormalWeb"/>
+      </w:pPr>
+      <w:r>
+        <w:t>[</w:t>
+      </w:r>
+      <w:r>
+        <w:br/>
+        <w:t>F_1(x</w:t>
+      </w:r>
+      <w:proofErr w:type="gramStart"/>
+      <w:r>
+        <w:t>)=</w:t>
+      </w:r>
+      <w:proofErr w:type="gramEnd"/>
+      <w:r>
+        <w:t>100+0.1(20)</w:t>
+      </w:r>
+      <w:r>
+        <w:br/>
+        <w:t>]</w:t>
+      </w:r>
+    </w:p>
+    <w:p>
+      <w:pPr>
+        <w:pStyle w:val="NormalWeb"/>
+      </w:pPr>
+      <w:r>
+        <w:t>[</w:t>
+      </w:r>
+      <w:r>
+        <w:br/>
+        <w:t>F_1(x</w:t>
+      </w:r>
+      <w:proofErr w:type="gramStart"/>
+      <w:r>
+        <w:t>)=</w:t>
+      </w:r>
+      <w:proofErr w:type="gramEnd"/>
+      <w:r>
+        <w:t>102</w:t>
+      </w:r>
+      <w:r>
+        <w:br/>
+        <w:t>]</w:t>
+      </w:r>
+    </w:p>
+    <w:p>
+      <w:pPr>
+        <w:pStyle w:val="NormalWeb"/>
+      </w:pPr>
+      <w:r>
         <w:t>The model moved from:</w:t>
       </w:r>
     </w:p>
@@ -4772,8 +6235,13 @@
       <w:pPr>
         <w:pStyle w:val="NormalWeb"/>
       </w:pPr>
-      <w:r>
-        <w:t>towards the actual value:</w:t>
+      <w:proofErr w:type="gramStart"/>
+      <w:r>
+        <w:t>towards</w:t>
+      </w:r>
+      <w:proofErr w:type="gramEnd"/>
+      <w:r>
+        <w:t xml:space="preserve"> the actual value:</w:t>
       </w:r>
     </w:p>
     <w:p>
@@ -4821,7 +6289,15 @@
         <w:pStyle w:val="NormalWeb"/>
       </w:pPr>
       <w:r>
-        <w:t>The next tree tries to correct this remaining error.</w:t>
+        <w:t xml:space="preserve">The next </w:t>
+      </w:r>
+      <w:proofErr w:type="spellStart"/>
+      <w:r>
+        <w:t>tree</w:t>
+      </w:r>
+      <w:proofErr w:type="spellEnd"/>
+      <w:r>
+        <w:t xml:space="preserve"> tries to correct this remaining error.</w:t>
       </w:r>
     </w:p>
     <w:p>
@@ -4844,6 +6320,7 @@
         <w:pStyle w:val="NormalWeb"/>
       </w:pPr>
       <w:r>
+        <w:lastRenderedPageBreak/>
         <w:t>One tree may not perfectly model the entire relationship.</w:t>
       </w:r>
     </w:p>
@@ -4866,7 +6343,21 @@
         <w:rPr>
           <w:rStyle w:val="HTMLCode"/>
         </w:rPr>
-        <w:t>Tree 1 → Large correction</w:t>
+        <w:t xml:space="preserve">Tree 1 → </w:t>
+      </w:r>
+      <w:proofErr w:type="gramStart"/>
+      <w:r>
+        <w:rPr>
+          <w:rStyle w:val="HTMLCode"/>
+        </w:rPr>
+        <w:t>Large</w:t>
+      </w:r>
+      <w:proofErr w:type="gramEnd"/>
+      <w:r>
+        <w:rPr>
+          <w:rStyle w:val="HTMLCode"/>
+        </w:rPr>
+        <w:t xml:space="preserve"> correction</w:t>
       </w:r>
     </w:p>
     <w:p>
@@ -4950,8 +6441,13 @@
       </w:r>
       <w:r>
         <w:br/>
-        <w:t>\boxed{</w:t>
-      </w:r>
+        <w:t>\</w:t>
+      </w:r>
+      <w:proofErr w:type="gramStart"/>
+      <w:r>
+        <w:t>boxed{</w:t>
+      </w:r>
+      <w:proofErr w:type="gramEnd"/>
       <w:r>
         <w:br/>
         <w:t>\text{Residual}\rightarrow0</w:t>
@@ -4977,7 +6473,6 @@
         <w:pStyle w:val="Heading1"/>
       </w:pPr>
       <w:r>
-        <w:lastRenderedPageBreak/>
         <w:t>29. General Loss Function</w:t>
       </w:r>
     </w:p>
@@ -5006,7 +6501,20 @@
       </w:r>
       <w:r>
         <w:br/>
-        <w:t>L(y,F(x))</w:t>
+        <w:t>L(</w:t>
+      </w:r>
+      <w:proofErr w:type="spellStart"/>
+      <w:r>
+        <w:t>y</w:t>
+      </w:r>
+      <w:proofErr w:type="gramStart"/>
+      <w:r>
+        <w:t>,F</w:t>
+      </w:r>
+      <w:proofErr w:type="spellEnd"/>
+      <w:proofErr w:type="gramEnd"/>
+      <w:r>
+        <w:t>(x))</w:t>
       </w:r>
       <w:r>
         <w:br/>
@@ -5097,7 +6605,15 @@
         <w:pStyle w:val="Heading1"/>
       </w:pPr>
       <w:r>
-        <w:t>30. Regression vs Classification</w:t>
+        <w:t xml:space="preserve">30. Regression </w:t>
+      </w:r>
+      <w:proofErr w:type="spellStart"/>
+      <w:r>
+        <w:t>vs</w:t>
+      </w:r>
+      <w:proofErr w:type="spellEnd"/>
+      <w:r>
+        <w:t xml:space="preserve"> Classification</w:t>
       </w:r>
     </w:p>
     <w:p>
@@ -5128,6 +6644,7 @@
         <w:rPr>
           <w:rStyle w:val="HTMLCode"/>
         </w:rPr>
+        <w:lastRenderedPageBreak/>
         <w:t>Current Prediction</w:t>
       </w:r>
     </w:p>
@@ -5305,7 +6822,23 @@
       </w:r>
       <w:r>
         <w:br/>
-        <w:t>F(x)\rightarrow\text{continuous value}</w:t>
+        <w:t>F(x)\</w:t>
+      </w:r>
+      <w:proofErr w:type="spellStart"/>
+      <w:r>
+        <w:t>rightarrow</w:t>
+      </w:r>
+      <w:proofErr w:type="spellEnd"/>
+      <w:r>
+        <w:t>\</w:t>
+      </w:r>
+      <w:proofErr w:type="gramStart"/>
+      <w:r>
+        <w:t>text{</w:t>
+      </w:r>
+      <w:proofErr w:type="gramEnd"/>
+      <w:r>
+        <w:t>continuous value}</w:t>
       </w:r>
       <w:r>
         <w:br/>
@@ -5325,12 +6858,27 @@
         <w:pStyle w:val="NormalWeb"/>
       </w:pPr>
       <w:r>
-        <w:lastRenderedPageBreak/>
         <w:t>[</w:t>
       </w:r>
       <w:r>
         <w:br/>
-        <w:t>F(x)\rightarrow\text{classification score/probability-related quantity}</w:t>
+        <w:t>F(x)\</w:t>
+      </w:r>
+      <w:proofErr w:type="spellStart"/>
+      <w:r>
+        <w:t>rightarrow</w:t>
+      </w:r>
+      <w:proofErr w:type="spellEnd"/>
+      <w:r>
+        <w:t>\</w:t>
+      </w:r>
+      <w:proofErr w:type="gramStart"/>
+      <w:r>
+        <w:t>text{</w:t>
+      </w:r>
+      <w:proofErr w:type="gramEnd"/>
+      <w:r>
+        <w:t>classification score/probability-related quantity}</w:t>
       </w:r>
       <w:r>
         <w:br/>
@@ -5377,19 +6925,48 @@
       </w:r>
       <w:r>
         <w:br/>
-        <w:t>\boxed{</w:t>
-      </w:r>
+        <w:t>\</w:t>
+      </w:r>
+      <w:proofErr w:type="gramStart"/>
+      <w:r>
+        <w:t>boxed{</w:t>
+      </w:r>
+      <w:proofErr w:type="gramEnd"/>
       <w:r>
         <w:br/>
         <w:t>F_0(x)=</w:t>
       </w:r>
       <w:r>
         <w:br/>
-        <w:t>\arg\min_\gamma</w:t>
-      </w:r>
-      <w:r>
-        <w:br/>
-        <w:t>\sum_i L(y_i,\gamma)</w:t>
+        <w:t>\</w:t>
+      </w:r>
+      <w:proofErr w:type="spellStart"/>
+      <w:r>
+        <w:t>arg</w:t>
+      </w:r>
+      <w:proofErr w:type="spellEnd"/>
+      <w:r>
+        <w:t>\min_\gamma</w:t>
+      </w:r>
+      <w:r>
+        <w:br/>
+        <w:t>\</w:t>
+      </w:r>
+      <w:proofErr w:type="spellStart"/>
+      <w:r>
+        <w:t>sum_i</w:t>
+      </w:r>
+      <w:proofErr w:type="spellEnd"/>
+      <w:r>
+        <w:t xml:space="preserve"> L(</w:t>
+      </w:r>
+      <w:proofErr w:type="spellStart"/>
+      <w:r>
+        <w:t>y_i</w:t>
+      </w:r>
+      <w:proofErr w:type="spellEnd"/>
+      <w:r>
+        <w:t>,\gamma)</w:t>
       </w:r>
       <w:r>
         <w:br/>
@@ -5417,8 +6994,13 @@
       </w:r>
       <w:r>
         <w:br/>
-        <w:t>\boxed{</w:t>
-      </w:r>
+        <w:t>\</w:t>
+      </w:r>
+      <w:proofErr w:type="gramStart"/>
+      <w:r>
+        <w:t>boxed{</w:t>
+      </w:r>
+      <w:proofErr w:type="gramEnd"/>
       <w:r>
         <w:br/>
         <w:t>F_0(x)=\text{Mean}(y)</w:t>
@@ -5437,6 +7019,7 @@
         <w:pStyle w:val="Heading3"/>
       </w:pPr>
       <w:r>
+        <w:lastRenderedPageBreak/>
         <w:t>Pseudo-residual</w:t>
       </w:r>
     </w:p>
@@ -5449,28 +7032,78 @@
       </w:r>
       <w:r>
         <w:br/>
-        <w:t>\boxed{</w:t>
-      </w:r>
-      <w:r>
-        <w:br/>
-        <w:t>r_{im}</w:t>
-      </w:r>
-    </w:p>
-    <w:p>
-      <w:pPr>
-        <w:pStyle w:val="NormalWeb"/>
-      </w:pPr>
-      <w:r>
-        <w:t>-\frac{\partial L(y_i,F(x_i))}</w:t>
-      </w:r>
-      <w:r>
-        <w:br/>
-        <w:t>{\partial F(x_i)}</w:t>
-      </w:r>
-      <w:r>
-        <w:br/>
+        <w:t>\</w:t>
+      </w:r>
+      <w:proofErr w:type="gramStart"/>
+      <w:r>
+        <w:t>boxed{</w:t>
+      </w:r>
+      <w:proofErr w:type="gramEnd"/>
+      <w:r>
+        <w:br/>
+        <w:t>r_{</w:t>
+      </w:r>
+      <w:proofErr w:type="spellStart"/>
+      <w:r>
+        <w:t>im</w:t>
+      </w:r>
+      <w:proofErr w:type="spellEnd"/>
+      <w:r>
         <w:t>}</w:t>
       </w:r>
+    </w:p>
+    <w:p>
+      <w:pPr>
+        <w:pStyle w:val="NormalWeb"/>
+      </w:pPr>
+      <w:r>
+        <w:t>-\</w:t>
+      </w:r>
+      <w:proofErr w:type="spellStart"/>
+      <w:proofErr w:type="gramStart"/>
+      <w:r>
+        <w:t>frac</w:t>
+      </w:r>
+      <w:proofErr w:type="spellEnd"/>
+      <w:r>
+        <w:t>{</w:t>
+      </w:r>
+      <w:proofErr w:type="gramEnd"/>
+      <w:r>
+        <w:t>\partial L(</w:t>
+      </w:r>
+      <w:proofErr w:type="spellStart"/>
+      <w:r>
+        <w:t>y_i,F</w:t>
+      </w:r>
+      <w:proofErr w:type="spellEnd"/>
+      <w:r>
+        <w:t>(</w:t>
+      </w:r>
+      <w:proofErr w:type="spellStart"/>
+      <w:r>
+        <w:t>x_i</w:t>
+      </w:r>
+      <w:proofErr w:type="spellEnd"/>
+      <w:r>
+        <w:t>))}</w:t>
+      </w:r>
+      <w:r>
+        <w:br/>
+        <w:t>{\partial F(</w:t>
+      </w:r>
+      <w:proofErr w:type="spellStart"/>
+      <w:r>
+        <w:t>x_i</w:t>
+      </w:r>
+      <w:proofErr w:type="spellEnd"/>
+      <w:r>
+        <w:t>)}</w:t>
+      </w:r>
+      <w:r>
+        <w:br/>
+        <w:t>}</w:t>
+      </w:r>
       <w:r>
         <w:br/>
         <w:t>]</w:t>
@@ -5493,11 +7126,218 @@
       </w:r>
       <w:r>
         <w:br/>
-        <w:t>\boxed{</w:t>
-      </w:r>
-      <w:r>
-        <w:br/>
-        <w:t>r_{im}=y_i-F_{m-1}(x_i)</w:t>
+        <w:t>\</w:t>
+      </w:r>
+      <w:proofErr w:type="gramStart"/>
+      <w:r>
+        <w:t>boxed{</w:t>
+      </w:r>
+      <w:proofErr w:type="gramEnd"/>
+      <w:r>
+        <w:br/>
+        <w:t>r_{</w:t>
+      </w:r>
+      <w:proofErr w:type="spellStart"/>
+      <w:r>
+        <w:t>im</w:t>
+      </w:r>
+      <w:proofErr w:type="spellEnd"/>
+      <w:r>
+        <w:t>}=</w:t>
+      </w:r>
+      <w:proofErr w:type="spellStart"/>
+      <w:r>
+        <w:t>y_i</w:t>
+      </w:r>
+      <w:proofErr w:type="spellEnd"/>
+      <w:r>
+        <w:t>-F_{m-1}(</w:t>
+      </w:r>
+      <w:proofErr w:type="spellStart"/>
+      <w:r>
+        <w:t>x_i</w:t>
+      </w:r>
+      <w:proofErr w:type="spellEnd"/>
+      <w:r>
+        <w:t>)</w:t>
+      </w:r>
+      <w:r>
+        <w:br/>
+        <w:t>}</w:t>
+      </w:r>
+      <w:r>
+        <w:br/>
+        <w:t>]</w:t>
+      </w:r>
+    </w:p>
+    <w:p>
+      <w:pPr>
+        <w:pStyle w:val="Heading3"/>
+      </w:pPr>
+      <w:r>
+        <w:t>Terminal-region output</w:t>
+      </w:r>
+    </w:p>
+    <w:p>
+      <w:pPr>
+        <w:pStyle w:val="Heading1"/>
+      </w:pPr>
+      <w:r>
+        <w:t>[</w:t>
+      </w:r>
+      <w:r>
+        <w:br/>
+        <w:t>\</w:t>
+      </w:r>
+      <w:proofErr w:type="gramStart"/>
+      <w:r>
+        <w:t>boxed{</w:t>
+      </w:r>
+      <w:proofErr w:type="gramEnd"/>
+      <w:r>
+        <w:br/>
+        <w:t>\gamma_{</w:t>
+      </w:r>
+      <w:proofErr w:type="spellStart"/>
+      <w:r>
+        <w:t>jm</w:t>
+      </w:r>
+      <w:proofErr w:type="spellEnd"/>
+      <w:r>
+        <w:t>}</w:t>
+      </w:r>
+    </w:p>
+    <w:p>
+      <w:pPr>
+        <w:pStyle w:val="NormalWeb"/>
+      </w:pPr>
+      <w:r>
+        <w:t>\</w:t>
+      </w:r>
+      <w:proofErr w:type="spellStart"/>
+      <w:r>
+        <w:t>arg</w:t>
+      </w:r>
+      <w:proofErr w:type="spellEnd"/>
+      <w:r>
+        <w:t>\min_\gamma</w:t>
+      </w:r>
+      <w:r>
+        <w:br/>
+        <w:t>\sum_{</w:t>
+      </w:r>
+      <w:proofErr w:type="spellStart"/>
+      <w:r>
+        <w:t>x_i</w:t>
+      </w:r>
+      <w:proofErr w:type="spellEnd"/>
+      <w:r>
+        <w:t>\in R</w:t>
+      </w:r>
+      <w:proofErr w:type="gramStart"/>
+      <w:r>
+        <w:t>_{</w:t>
+      </w:r>
+      <w:proofErr w:type="spellStart"/>
+      <w:proofErr w:type="gramEnd"/>
+      <w:r>
+        <w:t>jm</w:t>
+      </w:r>
+      <w:proofErr w:type="spellEnd"/>
+      <w:r>
+        <w:t>}}</w:t>
+      </w:r>
+      <w:r>
+        <w:br/>
+        <w:t>L(</w:t>
+      </w:r>
+      <w:proofErr w:type="spellStart"/>
+      <w:r>
+        <w:t>y_i,F</w:t>
+      </w:r>
+      <w:proofErr w:type="spellEnd"/>
+      <w:r>
+        <w:t>_{m-1}(</w:t>
+      </w:r>
+      <w:proofErr w:type="spellStart"/>
+      <w:r>
+        <w:t>x_i</w:t>
+      </w:r>
+      <w:proofErr w:type="spellEnd"/>
+      <w:r>
+        <w:t>)+\gamma)</w:t>
+      </w:r>
+      <w:r>
+        <w:br/>
+        <w:t>}</w:t>
+      </w:r>
+      <w:r>
+        <w:br/>
+        <w:t>]</w:t>
+      </w:r>
+    </w:p>
+    <w:p>
+      <w:pPr>
+        <w:pStyle w:val="Heading3"/>
+      </w:pPr>
+      <w:r>
+        <w:t>Model update</w:t>
+      </w:r>
+    </w:p>
+    <w:p>
+      <w:pPr>
+        <w:pStyle w:val="Heading1"/>
+      </w:pPr>
+      <w:r>
+        <w:t>[</w:t>
+      </w:r>
+      <w:r>
+        <w:br/>
+        <w:t>\</w:t>
+      </w:r>
+      <w:proofErr w:type="gramStart"/>
+      <w:r>
+        <w:t>boxed{</w:t>
+      </w:r>
+      <w:proofErr w:type="gramEnd"/>
+      <w:r>
+        <w:br/>
+      </w:r>
+      <w:proofErr w:type="spellStart"/>
+      <w:r>
+        <w:t>F_m</w:t>
+      </w:r>
+      <w:proofErr w:type="spellEnd"/>
+      <w:r>
+        <w:t>(x)</w:t>
+      </w:r>
+    </w:p>
+    <w:p>
+      <w:pPr>
+        <w:pStyle w:val="NormalWeb"/>
+      </w:pPr>
+      <w:r>
+        <w:t>F</w:t>
+      </w:r>
+      <w:proofErr w:type="gramStart"/>
+      <w:r>
+        <w:t>_{</w:t>
+      </w:r>
+      <w:proofErr w:type="gramEnd"/>
+      <w:r>
+        <w:t>m-1}(x)+</w:t>
+      </w:r>
+      <w:r>
+        <w:br/>
+        <w:t xml:space="preserve">\eta </w:t>
+      </w:r>
+      <w:proofErr w:type="spellStart"/>
+      <w:r>
+        <w:t>h_m</w:t>
+      </w:r>
+      <w:proofErr w:type="spellEnd"/>
+      <w:r>
+        <w:t>(x)</w:t>
       </w:r>
       <w:r>
         <w:br/>
@@ -5516,7 +7356,7 @@
         <w:pStyle w:val="Heading3"/>
       </w:pPr>
       <w:r>
-        <w:t>Terminal-region output</w:t>
+        <w:t>Final model</w:t>
       </w:r>
     </w:p>
     <w:p>
@@ -5528,100 +7368,13 @@
       </w:r>
       <w:r>
         <w:br/>
-        <w:t>\boxed{</w:t>
-      </w:r>
-      <w:r>
-        <w:br/>
-        <w:t>\gamma_{jm}</w:t>
-      </w:r>
-    </w:p>
-    <w:p>
-      <w:pPr>
-        <w:pStyle w:val="NormalWeb"/>
-      </w:pPr>
-      <w:r>
-        <w:t>\arg\min_\gamma</w:t>
-      </w:r>
-      <w:r>
-        <w:br/>
-        <w:t>\sum_{x_i\in R_{jm}}</w:t>
-      </w:r>
-      <w:r>
-        <w:br/>
-        <w:t>L(y_i,F_{m-1}(x_i)+\gamma)</w:t>
-      </w:r>
-      <w:r>
-        <w:br/>
-        <w:t>}</w:t>
-      </w:r>
-      <w:r>
-        <w:br/>
-        <w:t>]</w:t>
-      </w:r>
-    </w:p>
-    <w:p>
-      <w:pPr>
-        <w:pStyle w:val="Heading3"/>
-      </w:pPr>
-      <w:r>
-        <w:t>Model update</w:t>
-      </w:r>
-    </w:p>
-    <w:p>
-      <w:pPr>
-        <w:pStyle w:val="Heading1"/>
-      </w:pPr>
-      <w:r>
-        <w:t>[</w:t>
-      </w:r>
-      <w:r>
-        <w:br/>
-        <w:t>\boxed{</w:t>
-      </w:r>
-      <w:r>
-        <w:br/>
-        <w:t>F_m(x)</w:t>
-      </w:r>
-    </w:p>
-    <w:p>
-      <w:pPr>
-        <w:pStyle w:val="NormalWeb"/>
-      </w:pPr>
-      <w:r>
-        <w:t>F_{m-1}(x)+</w:t>
-      </w:r>
-      <w:r>
-        <w:br/>
-        <w:t>\eta h_m(x)</w:t>
-      </w:r>
-      <w:r>
-        <w:br/>
-        <w:t>}</w:t>
-      </w:r>
-      <w:r>
-        <w:br/>
-        <w:t>]</w:t>
-      </w:r>
-    </w:p>
-    <w:p>
-      <w:pPr>
-        <w:pStyle w:val="Heading3"/>
-      </w:pPr>
-      <w:r>
-        <w:t>Final model</w:t>
-      </w:r>
-    </w:p>
-    <w:p>
-      <w:pPr>
-        <w:pStyle w:val="Heading1"/>
-      </w:pPr>
-      <w:r>
-        <w:t>[</w:t>
-      </w:r>
-      <w:r>
-        <w:br/>
-        <w:t>\boxed{</w:t>
-      </w:r>
+        <w:t>\</w:t>
+      </w:r>
+      <w:proofErr w:type="gramStart"/>
+      <w:r>
+        <w:t>boxed{</w:t>
+      </w:r>
+      <w:proofErr w:type="gramEnd"/>
       <w:r>
         <w:br/>
         <w:t>F_M(x)</w:t>
@@ -5632,11 +7385,24 @@
         <w:pStyle w:val="NormalWeb"/>
       </w:pPr>
       <w:r>
-        <w:t>F_0(x)+</w:t>
-      </w:r>
-      <w:r>
-        <w:br/>
-        <w:t>\eta\sum_{m=1}^{M}h_m(x)</w:t>
+        <w:t>F_0(x</w:t>
+      </w:r>
+      <w:proofErr w:type="gramStart"/>
+      <w:r>
+        <w:t>)+</w:t>
+      </w:r>
+      <w:proofErr w:type="gramEnd"/>
+      <w:r>
+        <w:br/>
+        <w:t>\eta\sum_{m=1}^{M}</w:t>
+      </w:r>
+      <w:proofErr w:type="spellStart"/>
+      <w:r>
+        <w:t>h_m</w:t>
+      </w:r>
+      <w:proofErr w:type="spellEnd"/>
+      <w:r>
+        <w:t>(x)</w:t>
       </w:r>
       <w:r>
         <w:br/>
@@ -5659,462 +7425,478 @@
         <w:pStyle w:val="Heading1"/>
       </w:pPr>
       <w:r>
+        <w:t>32. One-Minute Revision</w:t>
+      </w:r>
+    </w:p>
+    <w:p>
+      <w:pPr>
+        <w:pStyle w:val="HTMLPreformatted"/>
+        <w:rPr>
+          <w:rStyle w:val="HTMLCode"/>
+        </w:rPr>
+      </w:pPr>
+      <w:r>
+        <w:rPr>
+          <w:rStyle w:val="HTMLCode"/>
+        </w:rPr>
+        <w:t>Gradient Boosting</w:t>
+      </w:r>
+    </w:p>
+    <w:p>
+      <w:pPr>
+        <w:pStyle w:val="HTMLPreformatted"/>
+        <w:rPr>
+          <w:rStyle w:val="HTMLCode"/>
+        </w:rPr>
+      </w:pPr>
+      <w:r>
+        <w:rPr>
+          <w:rStyle w:val="HTMLCode"/>
+        </w:rPr>
+        <w:t xml:space="preserve">        ↓</w:t>
+      </w:r>
+    </w:p>
+    <w:p>
+      <w:pPr>
+        <w:pStyle w:val="HTMLPreformatted"/>
+        <w:rPr>
+          <w:rStyle w:val="HTMLCode"/>
+        </w:rPr>
+      </w:pPr>
+      <w:r>
+        <w:rPr>
+          <w:rStyle w:val="HTMLCode"/>
+        </w:rPr>
+        <w:t xml:space="preserve">Additive </w:t>
+      </w:r>
+      <w:proofErr w:type="spellStart"/>
+      <w:r>
+        <w:rPr>
+          <w:rStyle w:val="HTMLCode"/>
+        </w:rPr>
+        <w:t>Modeling</w:t>
+      </w:r>
+      <w:proofErr w:type="spellEnd"/>
+    </w:p>
+    <w:p>
+      <w:pPr>
+        <w:pStyle w:val="HTMLPreformatted"/>
+        <w:rPr>
+          <w:rStyle w:val="HTMLCode"/>
+        </w:rPr>
+      </w:pPr>
+      <w:r>
+        <w:rPr>
+          <w:rStyle w:val="HTMLCode"/>
+        </w:rPr>
+        <w:t xml:space="preserve">        ↓</w:t>
+      </w:r>
+    </w:p>
+    <w:p>
+      <w:pPr>
+        <w:pStyle w:val="HTMLPreformatted"/>
+        <w:rPr>
+          <w:rStyle w:val="HTMLCode"/>
+        </w:rPr>
+      </w:pPr>
+      <w:r>
+        <w:rPr>
+          <w:rStyle w:val="HTMLCode"/>
+        </w:rPr>
+        <w:t>F(x) = f</w:t>
+      </w:r>
+      <w:r>
+        <w:rPr>
+          <w:rStyle w:val="HTMLCode"/>
+          <w:rFonts w:ascii="Cambria Math" w:hAnsi="Cambria Math" w:cs="Cambria Math"/>
+        </w:rPr>
+        <w:t>₀</w:t>
+      </w:r>
+      <w:r>
+        <w:rPr>
+          <w:rStyle w:val="HTMLCode"/>
+        </w:rPr>
+        <w:t>(x) + f</w:t>
+      </w:r>
+      <w:r>
+        <w:rPr>
+          <w:rStyle w:val="HTMLCode"/>
+          <w:rFonts w:ascii="Cambria Math" w:hAnsi="Cambria Math" w:cs="Cambria Math"/>
+        </w:rPr>
+        <w:t>₁</w:t>
+      </w:r>
+      <w:r>
+        <w:rPr>
+          <w:rStyle w:val="HTMLCode"/>
+        </w:rPr>
+        <w:t>(x) + f</w:t>
+      </w:r>
+      <w:r>
+        <w:rPr>
+          <w:rStyle w:val="HTMLCode"/>
+          <w:rFonts w:ascii="Cambria Math" w:hAnsi="Cambria Math" w:cs="Cambria Math"/>
+        </w:rPr>
+        <w:t>₂</w:t>
+      </w:r>
+      <w:r>
+        <w:rPr>
+          <w:rStyle w:val="HTMLCode"/>
+        </w:rPr>
+        <w:t xml:space="preserve">(x) </w:t>
+      </w:r>
+      <w:proofErr w:type="gramStart"/>
+      <w:r>
+        <w:rPr>
+          <w:rStyle w:val="HTMLCode"/>
+        </w:rPr>
+        <w:t>+ ...</w:t>
+      </w:r>
+      <w:proofErr w:type="gramEnd"/>
+    </w:p>
+    <w:p>
+      <w:pPr>
+        <w:pStyle w:val="HTMLPreformatted"/>
+        <w:rPr>
+          <w:rStyle w:val="HTMLCode"/>
+        </w:rPr>
+      </w:pPr>
+      <w:r>
+        <w:rPr>
+          <w:rStyle w:val="HTMLCode"/>
+        </w:rPr>
+        <w:t xml:space="preserve">        ↓</w:t>
+      </w:r>
+    </w:p>
+    <w:p>
+      <w:pPr>
+        <w:pStyle w:val="HTMLPreformatted"/>
+        <w:rPr>
+          <w:rStyle w:val="HTMLCode"/>
+        </w:rPr>
+      </w:pPr>
+      <w:r>
+        <w:rPr>
+          <w:rStyle w:val="HTMLCode"/>
+        </w:rPr>
+        <w:t>Start with F</w:t>
+      </w:r>
+      <w:r>
+        <w:rPr>
+          <w:rStyle w:val="HTMLCode"/>
+          <w:rFonts w:ascii="Cambria Math" w:hAnsi="Cambria Math" w:cs="Cambria Math"/>
+        </w:rPr>
+        <w:t>₀</w:t>
+      </w:r>
+      <w:r>
+        <w:rPr>
+          <w:rStyle w:val="HTMLCode"/>
+        </w:rPr>
+        <w:t>(x) = Mean(y)</w:t>
+      </w:r>
+    </w:p>
+    <w:p>
+      <w:pPr>
+        <w:pStyle w:val="HTMLPreformatted"/>
+        <w:rPr>
+          <w:rStyle w:val="HTMLCode"/>
+        </w:rPr>
+      </w:pPr>
+      <w:r>
+        <w:rPr>
+          <w:rStyle w:val="HTMLCode"/>
+        </w:rPr>
+        <w:t xml:space="preserve">        ↓</w:t>
+      </w:r>
+    </w:p>
+    <w:p>
+      <w:pPr>
+        <w:pStyle w:val="HTMLPreformatted"/>
+        <w:rPr>
+          <w:rStyle w:val="HTMLCode"/>
+        </w:rPr>
+      </w:pPr>
+      <w:r>
+        <w:rPr>
+          <w:rStyle w:val="HTMLCode"/>
+        </w:rPr>
+        <w:t>Calculate Pseudo-Residual</w:t>
+      </w:r>
+    </w:p>
+    <w:p>
+      <w:pPr>
+        <w:pStyle w:val="HTMLPreformatted"/>
+        <w:rPr>
+          <w:rStyle w:val="HTMLCode"/>
+        </w:rPr>
+      </w:pPr>
+      <w:r>
+        <w:rPr>
+          <w:rStyle w:val="HTMLCode"/>
+        </w:rPr>
+        <w:t xml:space="preserve">        ↓</w:t>
+      </w:r>
+    </w:p>
+    <w:p>
+      <w:pPr>
+        <w:pStyle w:val="HTMLPreformatted"/>
+        <w:rPr>
+          <w:rStyle w:val="HTMLCode"/>
+        </w:rPr>
+      </w:pPr>
+      <w:r>
+        <w:rPr>
+          <w:rStyle w:val="HTMLCode"/>
+        </w:rPr>
+        <w:t>r = -Gradient of Loss</w:t>
+      </w:r>
+    </w:p>
+    <w:p>
+      <w:pPr>
+        <w:pStyle w:val="HTMLPreformatted"/>
+        <w:rPr>
+          <w:rStyle w:val="HTMLCode"/>
+        </w:rPr>
+      </w:pPr>
+      <w:r>
+        <w:rPr>
+          <w:rStyle w:val="HTMLCode"/>
+        </w:rPr>
+        <w:t xml:space="preserve">        ↓</w:t>
+      </w:r>
+    </w:p>
+    <w:p>
+      <w:pPr>
+        <w:pStyle w:val="HTMLPreformatted"/>
+        <w:rPr>
+          <w:rStyle w:val="HTMLCode"/>
+        </w:rPr>
+      </w:pPr>
+      <w:r>
+        <w:rPr>
+          <w:rStyle w:val="HTMLCode"/>
+        </w:rPr>
+        <w:t>For MSE:</w:t>
+      </w:r>
+    </w:p>
+    <w:p>
+      <w:pPr>
+        <w:pStyle w:val="HTMLPreformatted"/>
+        <w:rPr>
+          <w:rStyle w:val="HTMLCode"/>
+        </w:rPr>
+      </w:pPr>
+      <w:r>
+        <w:rPr>
+          <w:rStyle w:val="HTMLCode"/>
+        </w:rPr>
+        <w:t>r = Actual - Prediction</w:t>
+      </w:r>
+    </w:p>
+    <w:p>
+      <w:pPr>
+        <w:pStyle w:val="HTMLPreformatted"/>
+        <w:rPr>
+          <w:rStyle w:val="HTMLCode"/>
+        </w:rPr>
+      </w:pPr>
+      <w:r>
+        <w:rPr>
+          <w:rStyle w:val="HTMLCode"/>
+        </w:rPr>
+        <w:t xml:space="preserve">        ↓</w:t>
+      </w:r>
+    </w:p>
+    <w:p>
+      <w:pPr>
+        <w:pStyle w:val="HTMLPreformatted"/>
+        <w:rPr>
+          <w:rStyle w:val="HTMLCode"/>
+        </w:rPr>
+      </w:pPr>
+      <w:r>
+        <w:rPr>
+          <w:rStyle w:val="HTMLCode"/>
+        </w:rPr>
+        <w:t>Train Decision Tree on Residuals</w:t>
+      </w:r>
+    </w:p>
+    <w:p>
+      <w:pPr>
+        <w:pStyle w:val="HTMLPreformatted"/>
+        <w:rPr>
+          <w:rStyle w:val="HTMLCode"/>
+        </w:rPr>
+      </w:pPr>
+      <w:r>
+        <w:rPr>
+          <w:rStyle w:val="HTMLCode"/>
+        </w:rPr>
+        <w:t xml:space="preserve">        ↓</w:t>
+      </w:r>
+    </w:p>
+    <w:p>
+      <w:pPr>
+        <w:pStyle w:val="HTMLPreformatted"/>
+        <w:rPr>
+          <w:rStyle w:val="HTMLCode"/>
+        </w:rPr>
+      </w:pPr>
+      <w:r>
+        <w:rPr>
+          <w:rStyle w:val="HTMLCode"/>
+        </w:rPr>
+        <w:t>Find Terminal Regions</w:t>
+      </w:r>
+    </w:p>
+    <w:p>
+      <w:pPr>
+        <w:pStyle w:val="HTMLPreformatted"/>
+        <w:rPr>
+          <w:rStyle w:val="HTMLCode"/>
+        </w:rPr>
+      </w:pPr>
+      <w:r>
+        <w:rPr>
+          <w:rStyle w:val="HTMLCode"/>
+        </w:rPr>
+        <w:t xml:space="preserve">        ↓</w:t>
+      </w:r>
+    </w:p>
+    <w:p>
+      <w:pPr>
+        <w:pStyle w:val="HTMLPreformatted"/>
+        <w:rPr>
+          <w:rStyle w:val="HTMLCode"/>
+        </w:rPr>
+      </w:pPr>
+      <w:r>
+        <w:rPr>
+          <w:rStyle w:val="HTMLCode"/>
+        </w:rPr>
+        <w:t>Calculate output of each region</w:t>
+      </w:r>
+    </w:p>
+    <w:p>
+      <w:pPr>
+        <w:pStyle w:val="HTMLPreformatted"/>
+        <w:rPr>
+          <w:rStyle w:val="HTMLCode"/>
+        </w:rPr>
+      </w:pPr>
+      <w:r>
+        <w:rPr>
+          <w:rStyle w:val="HTMLCode"/>
+        </w:rPr>
+        <w:t xml:space="preserve">        ↓</w:t>
+      </w:r>
+    </w:p>
+    <w:p>
+      <w:pPr>
+        <w:pStyle w:val="HTMLPreformatted"/>
+        <w:rPr>
+          <w:rStyle w:val="HTMLCode"/>
+        </w:rPr>
+      </w:pPr>
+      <w:r>
+        <w:rPr>
+          <w:rStyle w:val="HTMLCode"/>
+        </w:rPr>
+        <w:t>Multiply by Learning Rate η</w:t>
+      </w:r>
+    </w:p>
+    <w:p>
+      <w:pPr>
+        <w:pStyle w:val="HTMLPreformatted"/>
+        <w:rPr>
+          <w:rStyle w:val="HTMLCode"/>
+        </w:rPr>
+      </w:pPr>
+      <w:r>
+        <w:rPr>
+          <w:rStyle w:val="HTMLCode"/>
+        </w:rPr>
+        <w:t xml:space="preserve">        ↓</w:t>
+      </w:r>
+    </w:p>
+    <w:p>
+      <w:pPr>
+        <w:pStyle w:val="HTMLPreformatted"/>
+        <w:rPr>
+          <w:rStyle w:val="HTMLCode"/>
+        </w:rPr>
+      </w:pPr>
+      <w:r>
+        <w:rPr>
+          <w:rStyle w:val="HTMLCode"/>
+        </w:rPr>
+        <w:t>Add to previous model</w:t>
+      </w:r>
+    </w:p>
+    <w:p>
+      <w:pPr>
+        <w:pStyle w:val="HTMLPreformatted"/>
+        <w:rPr>
+          <w:rStyle w:val="HTMLCode"/>
+        </w:rPr>
+      </w:pPr>
+      <w:r>
+        <w:rPr>
+          <w:rStyle w:val="HTMLCode"/>
+        </w:rPr>
+        <w:t xml:space="preserve">        ↓</w:t>
+      </w:r>
+    </w:p>
+    <w:p>
+      <w:pPr>
+        <w:pStyle w:val="HTMLPreformatted"/>
+        <w:rPr>
+          <w:rStyle w:val="HTMLCode"/>
+        </w:rPr>
+      </w:pPr>
+      <w:r>
+        <w:rPr>
+          <w:rStyle w:val="HTMLCode"/>
+        </w:rPr>
+        <w:t>Repeat</w:t>
+      </w:r>
+    </w:p>
+    <w:p>
+      <w:pPr>
+        <w:pStyle w:val="HTMLPreformatted"/>
+        <w:rPr>
+          <w:rStyle w:val="HTMLCode"/>
+        </w:rPr>
+      </w:pPr>
+      <w:r>
+        <w:rPr>
+          <w:rStyle w:val="HTMLCode"/>
+        </w:rPr>
+        <w:t xml:space="preserve">        ↓</w:t>
+      </w:r>
+    </w:p>
+    <w:p>
+      <w:pPr>
+        <w:pStyle w:val="HTMLPreformatted"/>
+        <w:rPr>
+          <w:rStyle w:val="HTMLCode"/>
+        </w:rPr>
+      </w:pPr>
+      <w:r>
+        <w:rPr>
+          <w:rStyle w:val="HTMLCode"/>
+        </w:rPr>
+        <w:t>Final Prediction</w:t>
+      </w:r>
+    </w:p>
+    <w:p>
+      <w:pPr>
+        <w:pStyle w:val="Heading2"/>
+      </w:pPr>
+      <w:r>
+        <w:rPr>
+          <w:rFonts w:ascii="Segoe UI Symbol" w:hAnsi="Segoe UI Symbol" w:cs="Segoe UI Symbol"/>
+        </w:rPr>
         <w:lastRenderedPageBreak/>
-        <w:t>32. One-Minute Revision</w:t>
-      </w:r>
-    </w:p>
-    <w:p>
-      <w:pPr>
-        <w:pStyle w:val="HTMLPreformatted"/>
-        <w:rPr>
-          <w:rStyle w:val="HTMLCode"/>
-        </w:rPr>
-      </w:pPr>
-      <w:r>
-        <w:rPr>
-          <w:rStyle w:val="HTMLCode"/>
-        </w:rPr>
-        <w:t>Gradient Boosting</w:t>
-      </w:r>
-    </w:p>
-    <w:p>
-      <w:pPr>
-        <w:pStyle w:val="HTMLPreformatted"/>
-        <w:rPr>
-          <w:rStyle w:val="HTMLCode"/>
-        </w:rPr>
-      </w:pPr>
-      <w:r>
-        <w:rPr>
-          <w:rStyle w:val="HTMLCode"/>
-        </w:rPr>
-        <w:t xml:space="preserve">        ↓</w:t>
-      </w:r>
-    </w:p>
-    <w:p>
-      <w:pPr>
-        <w:pStyle w:val="HTMLPreformatted"/>
-        <w:rPr>
-          <w:rStyle w:val="HTMLCode"/>
-        </w:rPr>
-      </w:pPr>
-      <w:r>
-        <w:rPr>
-          <w:rStyle w:val="HTMLCode"/>
-        </w:rPr>
-        <w:t>Additive Modeling</w:t>
-      </w:r>
-    </w:p>
-    <w:p>
-      <w:pPr>
-        <w:pStyle w:val="HTMLPreformatted"/>
-        <w:rPr>
-          <w:rStyle w:val="HTMLCode"/>
-        </w:rPr>
-      </w:pPr>
-      <w:r>
-        <w:rPr>
-          <w:rStyle w:val="HTMLCode"/>
-        </w:rPr>
-        <w:t xml:space="preserve">        ↓</w:t>
-      </w:r>
-    </w:p>
-    <w:p>
-      <w:pPr>
-        <w:pStyle w:val="HTMLPreformatted"/>
-        <w:rPr>
-          <w:rStyle w:val="HTMLCode"/>
-        </w:rPr>
-      </w:pPr>
-      <w:r>
-        <w:rPr>
-          <w:rStyle w:val="HTMLCode"/>
-        </w:rPr>
-        <w:t>F(x) = f</w:t>
-      </w:r>
-      <w:r>
-        <w:rPr>
-          <w:rStyle w:val="HTMLCode"/>
-          <w:rFonts w:ascii="Cambria Math" w:hAnsi="Cambria Math" w:cs="Cambria Math"/>
-        </w:rPr>
-        <w:t>₀</w:t>
-      </w:r>
-      <w:r>
-        <w:rPr>
-          <w:rStyle w:val="HTMLCode"/>
-        </w:rPr>
-        <w:t>(x) + f</w:t>
-      </w:r>
-      <w:r>
-        <w:rPr>
-          <w:rStyle w:val="HTMLCode"/>
-          <w:rFonts w:ascii="Cambria Math" w:hAnsi="Cambria Math" w:cs="Cambria Math"/>
-        </w:rPr>
-        <w:t>₁</w:t>
-      </w:r>
-      <w:r>
-        <w:rPr>
-          <w:rStyle w:val="HTMLCode"/>
-        </w:rPr>
-        <w:t>(x) + f</w:t>
-      </w:r>
-      <w:r>
-        <w:rPr>
-          <w:rStyle w:val="HTMLCode"/>
-          <w:rFonts w:ascii="Cambria Math" w:hAnsi="Cambria Math" w:cs="Cambria Math"/>
-        </w:rPr>
-        <w:t>₂</w:t>
-      </w:r>
-      <w:r>
-        <w:rPr>
-          <w:rStyle w:val="HTMLCode"/>
-        </w:rPr>
-        <w:t>(x) + ...</w:t>
-      </w:r>
-    </w:p>
-    <w:p>
-      <w:pPr>
-        <w:pStyle w:val="HTMLPreformatted"/>
-        <w:rPr>
-          <w:rStyle w:val="HTMLCode"/>
-        </w:rPr>
-      </w:pPr>
-      <w:r>
-        <w:rPr>
-          <w:rStyle w:val="HTMLCode"/>
-        </w:rPr>
-        <w:t xml:space="preserve">        ↓</w:t>
-      </w:r>
-    </w:p>
-    <w:p>
-      <w:pPr>
-        <w:pStyle w:val="HTMLPreformatted"/>
-        <w:rPr>
-          <w:rStyle w:val="HTMLCode"/>
-        </w:rPr>
-      </w:pPr>
-      <w:r>
-        <w:rPr>
-          <w:rStyle w:val="HTMLCode"/>
-        </w:rPr>
-        <w:t>Start with F</w:t>
-      </w:r>
-      <w:r>
-        <w:rPr>
-          <w:rStyle w:val="HTMLCode"/>
-          <w:rFonts w:ascii="Cambria Math" w:hAnsi="Cambria Math" w:cs="Cambria Math"/>
-        </w:rPr>
-        <w:t>₀</w:t>
-      </w:r>
-      <w:r>
-        <w:rPr>
-          <w:rStyle w:val="HTMLCode"/>
-        </w:rPr>
-        <w:t>(x) = Mean(y)</w:t>
-      </w:r>
-    </w:p>
-    <w:p>
-      <w:pPr>
-        <w:pStyle w:val="HTMLPreformatted"/>
-        <w:rPr>
-          <w:rStyle w:val="HTMLCode"/>
-        </w:rPr>
-      </w:pPr>
-      <w:r>
-        <w:rPr>
-          <w:rStyle w:val="HTMLCode"/>
-        </w:rPr>
-        <w:t xml:space="preserve">        ↓</w:t>
-      </w:r>
-    </w:p>
-    <w:p>
-      <w:pPr>
-        <w:pStyle w:val="HTMLPreformatted"/>
-        <w:rPr>
-          <w:rStyle w:val="HTMLCode"/>
-        </w:rPr>
-      </w:pPr>
-      <w:r>
-        <w:rPr>
-          <w:rStyle w:val="HTMLCode"/>
-        </w:rPr>
-        <w:t>Calculate Pseudo-Residual</w:t>
-      </w:r>
-    </w:p>
-    <w:p>
-      <w:pPr>
-        <w:pStyle w:val="HTMLPreformatted"/>
-        <w:rPr>
-          <w:rStyle w:val="HTMLCode"/>
-        </w:rPr>
-      </w:pPr>
-      <w:r>
-        <w:rPr>
-          <w:rStyle w:val="HTMLCode"/>
-        </w:rPr>
-        <w:t xml:space="preserve">        ↓</w:t>
-      </w:r>
-    </w:p>
-    <w:p>
-      <w:pPr>
-        <w:pStyle w:val="HTMLPreformatted"/>
-        <w:rPr>
-          <w:rStyle w:val="HTMLCode"/>
-        </w:rPr>
-      </w:pPr>
-      <w:r>
-        <w:rPr>
-          <w:rStyle w:val="HTMLCode"/>
-        </w:rPr>
-        <w:t>r = -Gradient of Loss</w:t>
-      </w:r>
-    </w:p>
-    <w:p>
-      <w:pPr>
-        <w:pStyle w:val="HTMLPreformatted"/>
-        <w:rPr>
-          <w:rStyle w:val="HTMLCode"/>
-        </w:rPr>
-      </w:pPr>
-      <w:r>
-        <w:rPr>
-          <w:rStyle w:val="HTMLCode"/>
-        </w:rPr>
-        <w:t xml:space="preserve">        ↓</w:t>
-      </w:r>
-    </w:p>
-    <w:p>
-      <w:pPr>
-        <w:pStyle w:val="HTMLPreformatted"/>
-        <w:rPr>
-          <w:rStyle w:val="HTMLCode"/>
-        </w:rPr>
-      </w:pPr>
-      <w:r>
-        <w:rPr>
-          <w:rStyle w:val="HTMLCode"/>
-        </w:rPr>
-        <w:t>For MSE:</w:t>
-      </w:r>
-    </w:p>
-    <w:p>
-      <w:pPr>
-        <w:pStyle w:val="HTMLPreformatted"/>
-        <w:rPr>
-          <w:rStyle w:val="HTMLCode"/>
-        </w:rPr>
-      </w:pPr>
-      <w:r>
-        <w:rPr>
-          <w:rStyle w:val="HTMLCode"/>
-        </w:rPr>
-        <w:t>r = Actual - Prediction</w:t>
-      </w:r>
-    </w:p>
-    <w:p>
-      <w:pPr>
-        <w:pStyle w:val="HTMLPreformatted"/>
-        <w:rPr>
-          <w:rStyle w:val="HTMLCode"/>
-        </w:rPr>
-      </w:pPr>
-      <w:r>
-        <w:rPr>
-          <w:rStyle w:val="HTMLCode"/>
-        </w:rPr>
-        <w:t xml:space="preserve">        ↓</w:t>
-      </w:r>
-    </w:p>
-    <w:p>
-      <w:pPr>
-        <w:pStyle w:val="HTMLPreformatted"/>
-        <w:rPr>
-          <w:rStyle w:val="HTMLCode"/>
-        </w:rPr>
-      </w:pPr>
-      <w:r>
-        <w:rPr>
-          <w:rStyle w:val="HTMLCode"/>
-        </w:rPr>
-        <w:t>Train Decision Tree on Residuals</w:t>
-      </w:r>
-    </w:p>
-    <w:p>
-      <w:pPr>
-        <w:pStyle w:val="HTMLPreformatted"/>
-        <w:rPr>
-          <w:rStyle w:val="HTMLCode"/>
-        </w:rPr>
-      </w:pPr>
-      <w:r>
-        <w:rPr>
-          <w:rStyle w:val="HTMLCode"/>
-        </w:rPr>
-        <w:t xml:space="preserve">        ↓</w:t>
-      </w:r>
-    </w:p>
-    <w:p>
-      <w:pPr>
-        <w:pStyle w:val="HTMLPreformatted"/>
-        <w:rPr>
-          <w:rStyle w:val="HTMLCode"/>
-        </w:rPr>
-      </w:pPr>
-      <w:r>
-        <w:rPr>
-          <w:rStyle w:val="HTMLCode"/>
-        </w:rPr>
-        <w:t>Find Terminal Regions</w:t>
-      </w:r>
-    </w:p>
-    <w:p>
-      <w:pPr>
-        <w:pStyle w:val="HTMLPreformatted"/>
-        <w:rPr>
-          <w:rStyle w:val="HTMLCode"/>
-        </w:rPr>
-      </w:pPr>
-      <w:r>
-        <w:rPr>
-          <w:rStyle w:val="HTMLCode"/>
-        </w:rPr>
-        <w:t xml:space="preserve">        ↓</w:t>
-      </w:r>
-    </w:p>
-    <w:p>
-      <w:pPr>
-        <w:pStyle w:val="HTMLPreformatted"/>
-        <w:rPr>
-          <w:rStyle w:val="HTMLCode"/>
-        </w:rPr>
-      </w:pPr>
-      <w:r>
-        <w:rPr>
-          <w:rStyle w:val="HTMLCode"/>
-        </w:rPr>
-        <w:t>Calculate output of each region</w:t>
-      </w:r>
-    </w:p>
-    <w:p>
-      <w:pPr>
-        <w:pStyle w:val="HTMLPreformatted"/>
-        <w:rPr>
-          <w:rStyle w:val="HTMLCode"/>
-        </w:rPr>
-      </w:pPr>
-      <w:r>
-        <w:rPr>
-          <w:rStyle w:val="HTMLCode"/>
-        </w:rPr>
-        <w:t xml:space="preserve">        ↓</w:t>
-      </w:r>
-    </w:p>
-    <w:p>
-      <w:pPr>
-        <w:pStyle w:val="HTMLPreformatted"/>
-        <w:rPr>
-          <w:rStyle w:val="HTMLCode"/>
-        </w:rPr>
-      </w:pPr>
-      <w:r>
-        <w:rPr>
-          <w:rStyle w:val="HTMLCode"/>
-        </w:rPr>
-        <w:t>Multiply by Learning Rate η</w:t>
-      </w:r>
-    </w:p>
-    <w:p>
-      <w:pPr>
-        <w:pStyle w:val="HTMLPreformatted"/>
-        <w:rPr>
-          <w:rStyle w:val="HTMLCode"/>
-        </w:rPr>
-      </w:pPr>
-      <w:r>
-        <w:rPr>
-          <w:rStyle w:val="HTMLCode"/>
-        </w:rPr>
-        <w:t xml:space="preserve">        ↓</w:t>
-      </w:r>
-    </w:p>
-    <w:p>
-      <w:pPr>
-        <w:pStyle w:val="HTMLPreformatted"/>
-        <w:rPr>
-          <w:rStyle w:val="HTMLCode"/>
-        </w:rPr>
-      </w:pPr>
-      <w:r>
-        <w:rPr>
-          <w:rStyle w:val="HTMLCode"/>
-        </w:rPr>
-        <w:t>Add to previous model</w:t>
-      </w:r>
-    </w:p>
-    <w:p>
-      <w:pPr>
-        <w:pStyle w:val="HTMLPreformatted"/>
-        <w:rPr>
-          <w:rStyle w:val="HTMLCode"/>
-        </w:rPr>
-      </w:pPr>
-      <w:r>
-        <w:rPr>
-          <w:rStyle w:val="HTMLCode"/>
-        </w:rPr>
-        <w:t xml:space="preserve">        ↓</w:t>
-      </w:r>
-    </w:p>
-    <w:p>
-      <w:pPr>
-        <w:pStyle w:val="HTMLPreformatted"/>
-        <w:rPr>
-          <w:rStyle w:val="HTMLCode"/>
-        </w:rPr>
-      </w:pPr>
-      <w:r>
-        <w:rPr>
-          <w:rStyle w:val="HTMLCode"/>
-        </w:rPr>
-        <w:t>Repeat</w:t>
-      </w:r>
-    </w:p>
-    <w:p>
-      <w:pPr>
-        <w:pStyle w:val="HTMLPreformatted"/>
-        <w:rPr>
-          <w:rStyle w:val="HTMLCode"/>
-        </w:rPr>
-      </w:pPr>
-      <w:r>
-        <w:rPr>
-          <w:rStyle w:val="HTMLCode"/>
-        </w:rPr>
-        <w:t xml:space="preserve">        ↓</w:t>
-      </w:r>
-    </w:p>
-    <w:p>
-      <w:pPr>
-        <w:pStyle w:val="HTMLPreformatted"/>
-        <w:rPr>
-          <w:rStyle w:val="HTMLCode"/>
-        </w:rPr>
-      </w:pPr>
-      <w:r>
-        <w:rPr>
-          <w:rStyle w:val="HTMLCode"/>
-        </w:rPr>
-        <w:t>Final Prediction</w:t>
-      </w:r>
-    </w:p>
-    <w:p>
-      <w:pPr>
-        <w:pStyle w:val="Heading2"/>
-      </w:pPr>
-      <w:r>
-        <w:rPr>
-          <w:rFonts w:ascii="Segoe UI Symbol" w:hAnsi="Segoe UI Symbol" w:cs="Segoe UI Symbol"/>
-        </w:rPr>
         <w:t>⭐</w:t>
       </w:r>
       <w:r>
@@ -6140,15 +7922,23 @@
         <w:rPr>
           <w:rStyle w:val="Strong"/>
         </w:rPr>
-        <w:t>Memory trick:</w:t>
-      </w:r>
-      <w:r>
-        <w:br/>
-      </w:r>
+        <w:t>Memory trick</w:t>
+      </w:r>
+      <w:proofErr w:type="gramStart"/>
       <w:r>
         <w:rPr>
           <w:rStyle w:val="Strong"/>
         </w:rPr>
+        <w:t>:</w:t>
+      </w:r>
+      <w:proofErr w:type="gramEnd"/>
+      <w:r>
+        <w:br/>
+      </w:r>
+      <w:r>
+        <w:rPr>
+          <w:rStyle w:val="Strong"/>
+        </w:rPr>
         <w:t>Initialize → Residual → Tree → Terminal Region → Output → Learning Rate → Add → Repeat.</w:t>
       </w:r>
     </w:p>
@@ -6158,8 +7948,6 @@
           <w:rFonts w:ascii="Times New Roman" w:hAnsi="Times New Roman" w:cs="Times New Roman"/>
         </w:rPr>
       </w:pPr>
-      <w:bookmarkStart w:id="0" w:name="_GoBack"/>
-      <w:bookmarkEnd w:id="0"/>
     </w:p>
     <w:sectPr>
       <w:pgSz w:w="11906" w:h="16838"/>
